--- a/docs/AW9_PIXEL_BRIDGE_ENGAGEMENT_REPORT.docx
+++ b/docs/AW9_PIXEL_BRIDGE_ENGAGEMENT_REPORT.docx
@@ -13043,31 +13043,26 @@
         <w:pStyle w:val="Heading2"/>
       </w:pPr>
       <w:r>
-        <w:t>12.4 Honest limits of this verification</w:t>
+        <w:t>12.4 What CI proved, and the three bugs it found that local runs did not</w:t>
       </w:r>
     </w:p>
     <w:p>
-      <w:pPr>
-        <w:pStyle w:val="ListBullet"/>
-      </w:pPr>
+      <w:r>
+        <w:t xml:space="preserve">The v1.1.0 push ran the real workflow. </w:t>
+      </w:r>
       <w:r>
         <w:rPr>
           <w:b/>
         </w:rPr>
-        <w:t>Swift is typed-checked only in CI.</w:t>
-      </w:r>
-      <w:r>
-        <w:t xml:space="preserve"> No Swift toolchain exists on the build host, so</w:t>
+        <w:t>Both jobs are green</w:t>
+      </w:r>
+      <w:r>
+        <w:t xml:space="preserve"> (run</w:t>
       </w:r>
     </w:p>
     <w:p>
       <w:r>
-        <w:t>the HealthKit additions were reviewed by reading and validated structurally (balanced</w:t>
-      </w:r>
-    </w:p>
-    <w:p>
-      <w:r>
-        <w:t xml:space="preserve">scopes, single completion path through the </w:t>
+        <w:t>[</w:t>
       </w:r>
       <w:r>
         <w:rPr>
@@ -13075,67 +13070,10 @@
           <w:color w:val="1F2328"/>
           <w:sz w:val="18"/>
         </w:rPr>
-        <w:t>DispatchGroup</w:t>
-      </w:r>
-      <w:r>
-        <w:t>) — not compiled here.</w:t>
-      </w:r>
-    </w:p>
-    <w:p>
-      <w:pPr>
-        <w:pStyle w:val="ListBullet"/>
-      </w:pPr>
-      <w:r>
-        <w:rPr>
-          <w:b/>
-        </w:rPr>
-        <w:t>No device.</w:t>
-      </w:r>
-      <w:r>
-        <w:t xml:space="preserve"> The APK has still never run on a Pixel 9. Everything D-04/D-12/D-13,</w:t>
-      </w:r>
-    </w:p>
-    <w:p>
-      <w:r>
-        <w:t>real Health Connect provider behaviour, and the hotspot round trip from an actual</w:t>
-      </w:r>
-    </w:p>
-    <w:p>
-      <w:r>
-        <w:t>Apple Watch remains unverified.</w:t>
-      </w:r>
-    </w:p>
-    <w:p>
-      <w:pPr>
-        <w:pStyle w:val="ListBullet"/>
-      </w:pPr>
-      <w:r>
-        <w:rPr>
-          <w:b/>
-        </w:rPr>
-        <w:t>UI is compile-verified, not rendered.</w:t>
-      </w:r>
-      <w:r>
-        <w:t xml:space="preserve"> The token card and endpoint card are</w:t>
-      </w:r>
-    </w:p>
-    <w:p>
-      <w:r>
-        <w:t>checked by the Kotlin compiler and lint; no screenshot or instrumentation test exists.</w:t>
-      </w:r>
-    </w:p>
-    <w:p>
-      <w:pPr>
-        <w:pStyle w:val="ListBullet"/>
-      </w:pPr>
-      <w:r>
-        <w:rPr>
-          <w:b/>
-        </w:rPr>
-        <w:t>The XcodeGen spec is schema-checked, not executed.</w:t>
-      </w:r>
-      <w:r>
-        <w:t xml:space="preserve"> Only a macOS runner can prove</w:t>
+        <w:t>38875213993</w:t>
+      </w:r>
+      <w:r>
+        <w:t>](https://github.com/darknight11ish/AW9-Pixel-Bridge/actions/runs/38875213993)):</w:t>
       </w:r>
     </w:p>
     <w:p>
@@ -13145,10 +13083,28 @@
           <w:color w:val="1F2328"/>
           <w:sz w:val="18"/>
         </w:rPr>
-        <w:t>xcodegen generate</w:t>
-      </w:r>
-      <w:r>
-        <w:t xml:space="preserve"> + </w:t>
+        <w:t>build-and-test</w:t>
+      </w:r>
+      <w:r>
+        <w:t xml:space="preserve"> passed the JUnit suite, Android Lint, and both APK assemblies, and</w:t>
+      </w:r>
+    </w:p>
+    <w:p>
+      <w:r>
+        <w:rPr>
+          <w:rFonts w:ascii="Consolas" w:hAnsi="Consolas"/>
+          <w:color w:val="1F2328"/>
+          <w:sz w:val="18"/>
+        </w:rPr>
+        <w:t>watchos-companion-typecheck</w:t>
+      </w:r>
+      <w:r>
+        <w:t xml:space="preserve"> installed XcodeGen, generated the project, type-checked the</w:t>
+      </w:r>
+    </w:p>
+    <w:p>
+      <w:r>
+        <w:t xml:space="preserve">Swift against the watchOS SDK, and built the generated project with </w:t>
       </w:r>
       <w:r>
         <w:rPr>
@@ -13159,12 +13115,386 @@
         <w:t>xcodebuild</w:t>
       </w:r>
       <w:r>
-        <w:t xml:space="preserve"> succeed, which is why the CI job now installs</w:t>
+        <w:t>.</w:t>
       </w:r>
     </w:p>
     <w:p>
       <w:r>
-        <w:t>XcodeGen instead of silently skipping it.</w:t>
+        <w:t>Getting there took three iterations, and every fix came from CI rather than from local</w:t>
+      </w:r>
+    </w:p>
+    <w:p>
+      <w:r>
+        <w:t>runs:</w:t>
+      </w:r>
+    </w:p>
+    <w:p>
+      <w:pPr>
+        <w:pStyle w:val="ListNumber"/>
+      </w:pPr>
+      <w:r>
+        <w:rPr>
+          <w:b/>
+        </w:rPr>
+        <w:t>The HTTP test helper depended on connection-close timing.</w:t>
+      </w:r>
+      <w:r>
+        <w:t xml:space="preserve"> It read the response</w:t>
+      </w:r>
+    </w:p>
+    <w:p>
+      <w:r>
+        <w:t xml:space="preserve">with </w:t>
+      </w:r>
+      <w:r>
+        <w:rPr>
+          <w:rFonts w:ascii="Consolas" w:hAnsi="Consolas"/>
+          <w:color w:val="1F2328"/>
+          <w:sz w:val="18"/>
+        </w:rPr>
+        <w:t>BufferedReader.readText()</w:t>
+      </w:r>
+      <w:r>
+        <w:t>, which only returns when the server closes the</w:t>
+      </w:r>
+    </w:p>
+    <w:p>
+      <w:r>
+        <w:t>socket. That passed repeatedly on the Windows host and timed out on the Ubuntu</w:t>
+      </w:r>
+    </w:p>
+    <w:p>
+      <w:r>
+        <w:t>runner. The helper now parses the status line and headers and reads exactly</w:t>
+      </w:r>
+    </w:p>
+    <w:p>
+      <w:r>
+        <w:rPr>
+          <w:rFonts w:ascii="Consolas" w:hAnsi="Consolas"/>
+          <w:color w:val="1F2328"/>
+          <w:sz w:val="18"/>
+        </w:rPr>
+        <w:t>Content-Length</w:t>
+      </w:r>
+      <w:r>
+        <w:t xml:space="preserve"> bytes — what an HTTP client should do — and retries connection or</w:t>
+      </w:r>
+    </w:p>
+    <w:p>
+      <w:r>
+        <w:t>read timeouts only, so an incorrect response still fails the assertions.</w:t>
+      </w:r>
+    </w:p>
+    <w:p>
+      <w:pPr>
+        <w:pStyle w:val="ListNumber"/>
+      </w:pPr>
+      <w:r>
+        <w:rPr>
+          <w:b/>
+        </w:rPr>
+        <w:t>The document's XcodeGen guard would have been a permanent silent no-op.</w:t>
+      </w:r>
+      <w:r>
+        <w:t xml:space="preserve"> XcodeGen</w:t>
+      </w:r>
+    </w:p>
+    <w:p>
+      <w:r>
+        <w:t xml:space="preserve">is *not* installed on the </w:t>
+      </w:r>
+      <w:r>
+        <w:rPr>
+          <w:rFonts w:ascii="Consolas" w:hAnsi="Consolas"/>
+          <w:color w:val="1F2328"/>
+          <w:sz w:val="18"/>
+        </w:rPr>
+        <w:t>macos-14</w:t>
+      </w:r>
+      <w:r>
+        <w:t xml:space="preserve"> image (verified against </w:t>
+      </w:r>
+      <w:r>
+        <w:rPr>
+          <w:rFonts w:ascii="Consolas" w:hAnsi="Consolas"/>
+          <w:color w:val="1F2328"/>
+          <w:sz w:val="18"/>
+        </w:rPr>
+        <w:t>actions/runner-images</w:t>
+      </w:r>
+    </w:p>
+    <w:p>
+      <w:r>
+        <w:rPr>
+          <w:rFonts w:ascii="Consolas" w:hAnsi="Consolas"/>
+          <w:color w:val="1F2328"/>
+          <w:sz w:val="18"/>
+        </w:rPr>
+        <w:t>toolset-14.json</w:t>
+      </w:r>
+      <w:r>
+        <w:t xml:space="preserve">, whose </w:t>
+      </w:r>
+      <w:r>
+        <w:rPr>
+          <w:rFonts w:ascii="Consolas" w:hAnsi="Consolas"/>
+          <w:color w:val="1F2328"/>
+          <w:sz w:val="18"/>
+        </w:rPr>
+        <w:t>common_packages</w:t>
+      </w:r>
+      <w:r>
+        <w:t xml:space="preserve"> does not list it), so the specified</w:t>
+      </w:r>
+    </w:p>
+    <w:p>
+      <w:r>
+        <w:rPr>
+          <w:rFonts w:ascii="Consolas" w:hAnsi="Consolas"/>
+          <w:color w:val="1F2328"/>
+          <w:sz w:val="18"/>
+        </w:rPr>
+        <w:t>if command -v xcodegen … fi</w:t>
+      </w:r>
+      <w:r>
+        <w:t xml:space="preserve"> step would have skipped forever and never validated</w:t>
+      </w:r>
+    </w:p>
+    <w:p>
+      <w:r>
+        <w:rPr>
+          <w:rFonts w:ascii="Consolas" w:hAnsi="Consolas"/>
+          <w:color w:val="1F2328"/>
+          <w:sz w:val="18"/>
+        </w:rPr>
+        <w:t>project.yml</w:t>
+      </w:r>
+      <w:r>
+        <w:t>. The job now installs a pinned version and fails if generation does not</w:t>
+      </w:r>
+    </w:p>
+    <w:p>
+      <w:r>
+        <w:t>produce the project.</w:t>
+      </w:r>
+    </w:p>
+    <w:p>
+      <w:pPr>
+        <w:pStyle w:val="ListNumber"/>
+      </w:pPr>
+      <w:r>
+        <w:rPr>
+          <w:b/>
+        </w:rPr>
+        <w:t>XcodeGen 2.44+ and Xcode 15 do not interoperate.</w:t>
+      </w:r>
+      <w:r>
+        <w:t xml:space="preserve"> Current XcodeGen emits</w:t>
+      </w:r>
+    </w:p>
+    <w:p>
+      <w:r>
+        <w:rPr>
+          <w:rFonts w:ascii="Consolas" w:hAnsi="Consolas"/>
+          <w:color w:val="1F2328"/>
+          <w:sz w:val="18"/>
+        </w:rPr>
+        <w:t>objectVersion 77</w:t>
+      </w:r>
+      <w:r>
+        <w:t xml:space="preserve"> (the Xcode 16 project format); the runner's Xcode 15.4 refuses to</w:t>
+      </w:r>
+    </w:p>
+    <w:p>
+      <w:r>
+        <w:t>open it at all — *"cannot be opened because it is in a future Xcode project file</w:t>
+      </w:r>
+    </w:p>
+    <w:p>
+      <w:r>
+        <w:t xml:space="preserve">format (77)"*. Measured on the runner: **neither </w:t>
+      </w:r>
+      <w:r>
+        <w:rPr>
+          <w:rFonts w:ascii="Consolas" w:hAnsi="Consolas"/>
+          <w:color w:val="1F2328"/>
+          <w:sz w:val="18"/>
+        </w:rPr>
+        <w:t>options.objectVersion</w:t>
+      </w:r>
+      <w:r>
+        <w:t xml:space="preserve"> nor</w:t>
+      </w:r>
+    </w:p>
+    <w:p>
+      <w:r>
+        <w:rPr>
+          <w:rFonts w:ascii="Consolas" w:hAnsi="Consolas"/>
+          <w:color w:val="1F2328"/>
+          <w:sz w:val="18"/>
+        </w:rPr>
+        <w:t>options.compatibilityVersion</w:t>
+      </w:r>
+      <w:r>
+        <w:t xml:space="preserve"> in </w:t>
+      </w:r>
+      <w:r>
+        <w:rPr>
+          <w:rFonts w:ascii="Consolas" w:hAnsi="Consolas"/>
+          <w:color w:val="1F2328"/>
+          <w:sz w:val="18"/>
+        </w:rPr>
+        <w:t>project.yml</w:t>
+      </w:r>
+      <w:r>
+        <w:t xml:space="preserve"> changes the emitted value.** The</w:t>
+      </w:r>
+    </w:p>
+    <w:p>
+      <w:r>
+        <w:t xml:space="preserve">supported lever is the generator version, so CI pins XcodeGen </w:t>
+      </w:r>
+      <w:r>
+        <w:rPr>
+          <w:b/>
+        </w:rPr>
+        <w:t>2.43.0</w:t>
+      </w:r>
+      <w:r>
+        <w:t xml:space="preserve"> from the</w:t>
+      </w:r>
+    </w:p>
+    <w:p>
+      <w:r>
+        <w:t xml:space="preserve">official release asset, and the step reads the generated </w:t>
+      </w:r>
+      <w:r>
+        <w:rPr>
+          <w:rFonts w:ascii="Consolas" w:hAnsi="Consolas"/>
+          <w:color w:val="1F2328"/>
+          <w:sz w:val="18"/>
+        </w:rPr>
+        <w:t>objectVersion</w:t>
+      </w:r>
+      <w:r>
+        <w:t xml:space="preserve"> back and</w:t>
+      </w:r>
+    </w:p>
+    <w:p>
+      <w:r>
+        <w:t>fails explicitly if it is ever too new again.</w:t>
+      </w:r>
+    </w:p>
+    <w:p>
+      <w:r>
+        <w:t>Two of those (1 and 3) are exactly the class of defect this repository's own process</w:t>
+      </w:r>
+    </w:p>
+    <w:p>
+      <w:r>
+        <w:t>notes call out: they were invisible to reading, invisible locally, and only a target</w:t>
+      </w:r>
+    </w:p>
+    <w:p>
+      <w:r>
+        <w:t>environment could expose them.</w:t>
+      </w:r>
+    </w:p>
+    <w:p>
+      <w:pPr>
+        <w:pStyle w:val="Heading2"/>
+      </w:pPr>
+      <w:r>
+        <w:t>12.5 Honest limits of this verification</w:t>
+      </w:r>
+    </w:p>
+    <w:p>
+      <w:pPr>
+        <w:pStyle w:val="ListBullet"/>
+      </w:pPr>
+      <w:r>
+        <w:rPr>
+          <w:b/>
+        </w:rPr>
+        <w:t>No device.</w:t>
+      </w:r>
+      <w:r>
+        <w:t xml:space="preserve"> The APK has still never run on a Pixel 9. Everything D-04/D-12/D-13,</w:t>
+      </w:r>
+    </w:p>
+    <w:p>
+      <w:r>
+        <w:t>real Health Connect provider behaviour, and the hotspot round trip from an actual</w:t>
+      </w:r>
+    </w:p>
+    <w:p>
+      <w:r>
+        <w:t>Apple Watch remains unverified. CI proves the code compiles, lints, and passes its</w:t>
+      </w:r>
+    </w:p>
+    <w:p>
+      <w:r>
+        <w:t>own tests — not that it works on hardware.</w:t>
+      </w:r>
+    </w:p>
+    <w:p>
+      <w:pPr>
+        <w:pStyle w:val="ListBullet"/>
+      </w:pPr>
+      <w:r>
+        <w:rPr>
+          <w:b/>
+        </w:rPr>
+        <w:t>UI is compile-verified, not rendered.</w:t>
+      </w:r>
+      <w:r>
+        <w:t xml:space="preserve"> The token card and endpoint card are checked</w:t>
+      </w:r>
+    </w:p>
+    <w:p>
+      <w:r>
+        <w:t>by the Kotlin compiler and lint; no screenshot or instrumentation test exists.</w:t>
+      </w:r>
+    </w:p>
+    <w:p>
+      <w:pPr>
+        <w:pStyle w:val="ListBullet"/>
+      </w:pPr>
+      <w:r>
+        <w:rPr>
+          <w:b/>
+        </w:rPr>
+        <w:t>Swift is verified by a type-check and a signed-less build only.</w:t>
+      </w:r>
+      <w:r>
+        <w:t xml:space="preserve"> CI compiles the</w:t>
+      </w:r>
+    </w:p>
+    <w:p>
+      <w:r>
+        <w:t xml:space="preserve">file and builds the generated project with </w:t>
+      </w:r>
+      <w:r>
+        <w:rPr>
+          <w:rFonts w:ascii="Consolas" w:hAnsi="Consolas"/>
+          <w:color w:val="1F2328"/>
+          <w:sz w:val="18"/>
+        </w:rPr>
+        <w:t>CODE_SIGNING_ALLOWED=NO</w:t>
+      </w:r>
+      <w:r>
+        <w:t>; it does not</w:t>
+      </w:r>
+    </w:p>
+    <w:p>
+      <w:r>
+        <w:t>install or run on a watch, and XcodeGen is pinned to an older release because of the</w:t>
+      </w:r>
+    </w:p>
+    <w:p>
+      <w:r>
+        <w:t>format incompatibility documented in §12.4.</w:t>
       </w:r>
     </w:p>
     <w:sectPr>

--- a/docs/AW9_PIXEL_BRIDGE_ENGAGEMENT_REPORT.docx
+++ b/docs/AW9_PIXEL_BRIDGE_ENGAGEMENT_REPORT.docx
@@ -13048,21 +13048,12 @@
     </w:p>
     <w:p>
       <w:r>
-        <w:t xml:space="preserve">The v1.1.0 push ran the real workflow. </w:t>
-      </w:r>
-      <w:r>
-        <w:rPr>
-          <w:b/>
-        </w:rPr>
-        <w:t>Both jobs are green</w:t>
-      </w:r>
-      <w:r>
-        <w:t xml:space="preserve"> (run</w:t>
+        <w:t>The v1.1.0 push ran the real workflow. **Both jobs are green, on three consecutive</w:t>
       </w:r>
     </w:p>
     <w:p>
       <w:r>
-        <w:t>[</w:t>
+        <w:t>runs** ([</w:t>
       </w:r>
       <w:r>
         <w:rPr>
@@ -13070,10 +13061,42 @@
           <w:color w:val="1F2328"/>
           <w:sz w:val="18"/>
         </w:rPr>
-        <w:t>38875213993</w:t>
-      </w:r>
-      <w:r>
-        <w:t>](https://github.com/darknight11ish/AW9-Pixel-Bridge/actions/runs/38875213993)):</w:t>
+        <w:t>38875985814</w:t>
+      </w:r>
+      <w:r>
+        <w:t>](https://github.com/darknight11ish/AW9-Pixel-Bridge/actions/runs/38875985814),</w:t>
+      </w:r>
+    </w:p>
+    <w:p>
+      <w:r>
+        <w:t>[</w:t>
+      </w:r>
+      <w:r>
+        <w:rPr>
+          <w:rFonts w:ascii="Consolas" w:hAnsi="Consolas"/>
+          <w:color w:val="1F2328"/>
+          <w:sz w:val="18"/>
+        </w:rPr>
+        <w:t>38876269755</w:t>
+      </w:r>
+      <w:r>
+        <w:t>](https://github.com/darknight11ish/AW9-Pixel-Bridge/actions/runs/38876269755),</w:t>
+      </w:r>
+    </w:p>
+    <w:p>
+      <w:r>
+        <w:t>[</w:t>
+      </w:r>
+      <w:r>
+        <w:rPr>
+          <w:rFonts w:ascii="Consolas" w:hAnsi="Consolas"/>
+          <w:color w:val="1F2328"/>
+          <w:sz w:val="18"/>
+        </w:rPr>
+        <w:t>38876650657</w:t>
+      </w:r>
+      <w:r>
+        <w:t>](https://github.com/darknight11ish/AW9-Pixel-Bridge/actions/runs/38876650657)):</w:t>
       </w:r>
     </w:p>
     <w:p>
@@ -13115,12 +13138,22 @@
         <w:t>xcodebuild</w:t>
       </w:r>
       <w:r>
-        <w:t>.</w:t>
+        <w:t>. The</w:t>
       </w:r>
     </w:p>
     <w:p>
       <w:r>
-        <w:t>Getting there took three iterations, and every fix came from CI rather than from local</w:t>
+        <w:t>three-run confirmation exists because the first defect below was intermittent, and a</w:t>
+      </w:r>
+    </w:p>
+    <w:p>
+      <w:r>
+        <w:t>single green run would not have proven it fixed.</w:t>
+      </w:r>
+    </w:p>
+    <w:p>
+      <w:r>
+        <w:t>Getting there took four iterations, and every fix came from CI rather than from local</w:t>
       </w:r>
     </w:p>
     <w:p>
@@ -13178,12 +13211,38 @@
         <w:t>Content-Length</w:t>
       </w:r>
       <w:r>
-        <w:t xml:space="preserve"> bytes — what an HTTP client should do — and retries connection or</w:t>
+        <w:t xml:space="preserve"> bytes — what an HTTP client should do. When the failure then moved</w:t>
       </w:r>
     </w:p>
     <w:p>
       <w:r>
-        <w:t>read timeouts only, so an incorrect response still fails the assertions.</w:t>
+        <w:t>to *the second request in a test*, the class was restructured to start one listener on</w:t>
+      </w:r>
+    </w:p>
+    <w:p>
+      <w:r>
+        <w:t>an ephemeral port (</w:t>
+      </w:r>
+      <w:r>
+        <w:rPr>
+          <w:rFonts w:ascii="Consolas" w:hAnsi="Consolas"/>
+          <w:color w:val="1F2328"/>
+          <w:sz w:val="18"/>
+        </w:rPr>
+        <w:t>startLocalHttpServer(0)</w:t>
+      </w:r>
+      <w:r>
+        <w:t>) and reuse it, with the whole client</w:t>
+      </w:r>
+    </w:p>
+    <w:p>
+      <w:r>
+        <w:t>interaction retried a bounded number of times. Assertions stayed strict; only the</w:t>
+      </w:r>
+    </w:p>
+    <w:p>
+      <w:r>
+        <w:t>timing sensitivity was removed.</w:t>
       </w:r>
     </w:p>
     <w:p>
@@ -13388,17 +13447,27 @@
     </w:p>
     <w:p>
       <w:r>
-        <w:t>Two of those (1 and 3) are exactly the class of defect this repository's own process</w:t>
+        <w:t>Defects 1 and 3 are exactly the class of problem this repository's own process notes</w:t>
       </w:r>
     </w:p>
     <w:p>
       <w:r>
-        <w:t>notes call out: they were invisible to reading, invisible locally, and only a target</w:t>
+        <w:t>call out: invisible to reading, invisible locally, and only a target environment could</w:t>
       </w:r>
     </w:p>
     <w:p>
       <w:r>
-        <w:t>environment could expose them.</w:t>
+        <w:t>expose them. Defect 2 is the more interesting one — the specified instruction was itself</w:t>
+      </w:r>
+    </w:p>
+    <w:p>
+      <w:r>
+        <w:t>the bug, and following it as written would have produced a check that permanently</w:t>
+      </w:r>
+    </w:p>
+    <w:p>
+      <w:r>
+        <w:t>reported success while verifying nothing.</w:t>
       </w:r>
     </w:p>
     <w:p>

--- a/docs/AW9_PIXEL_BRIDGE_ENGAGEMENT_REPORT.docx
+++ b/docs/AW9_PIXEL_BRIDGE_ENGAGEMENT_REPORT.docx
@@ -1380,7 +1380,7 @@
               <w:rPr>
                 <w:sz w:val="18"/>
               </w:rPr>
-              <w:t>40</w:t>
+              <w:t>41</w:t>
             </w:r>
           </w:p>
         </w:tc>
@@ -1398,7 +1398,7 @@
               <w:rPr>
                 <w:sz w:val="18"/>
               </w:rPr>
-              <w:t>709,724</w:t>
+              <w:t>732,814</w:t>
             </w:r>
           </w:p>
         </w:tc>
@@ -12956,6 +12956,84 @@
                 <w:sz w:val="18"/>
               </w:rPr>
               <w:t>40 files / 709,724 B</w:t>
+            </w:r>
+          </w:p>
+        </w:tc>
+        <w:tc>
+          <w:tcPr>
+            <w:tcW w:type="dxa" w:w="2880"/>
+          </w:tcPr>
+          <w:p>
+            <w:r>
+              <w:rPr>
+                <w:sz w:val="18"/>
+              </w:rPr>
+            </w:r>
+            <w:r>
+              <w:rPr>
+                <w:sz w:val="18"/>
+              </w:rPr>
+              <w:t>—</w:t>
+            </w:r>
+          </w:p>
+        </w:tc>
+      </w:tr>
+      <w:tr>
+        <w:tc>
+          <w:tcPr>
+            <w:tcW w:type="dxa" w:w="2880"/>
+          </w:tcPr>
+          <w:p>
+            <w:r>
+              <w:rPr>
+                <w:sz w:val="18"/>
+              </w:rPr>
+            </w:r>
+            <w:r>
+              <w:rPr>
+                <w:rFonts w:ascii="Consolas" w:hAnsi="Consolas"/>
+                <w:color w:val="1F2328"/>
+                <w:sz w:val="18"/>
+              </w:rPr>
+              <w:t>v1.1.0</w:t>
+            </w:r>
+            <w:r>
+              <w:rPr>
+                <w:sz w:val="18"/>
+              </w:rPr>
+              <w:t xml:space="preserve"> final (</w:t>
+            </w:r>
+            <w:r>
+              <w:rPr>
+                <w:rFonts w:ascii="Consolas" w:hAnsi="Consolas"/>
+                <w:color w:val="1F2328"/>
+                <w:sz w:val="18"/>
+              </w:rPr>
+              <w:t>5fec663</w:t>
+            </w:r>
+            <w:r>
+              <w:rPr>
+                <w:sz w:val="18"/>
+              </w:rPr>
+              <w:t>, + README plain-language section)</w:t>
+            </w:r>
+          </w:p>
+        </w:tc>
+        <w:tc>
+          <w:tcPr>
+            <w:tcW w:type="dxa" w:w="2880"/>
+          </w:tcPr>
+          <w:p>
+            <w:r>
+              <w:rPr>
+                <w:sz w:val="18"/>
+              </w:rPr>
+            </w:r>
+            <w:r>
+              <w:rPr>
+                <w:sz w:val="18"/>
+              </w:rPr>
+              <w:t>41 files / 732,814 B</w:t>
             </w:r>
           </w:p>
         </w:tc>

--- a/docs/AW9_PIXEL_BRIDGE_ENGAGEMENT_REPORT.docx
+++ b/docs/AW9_PIXEL_BRIDGE_ENGAGEMENT_REPORT.docx
@@ -13642,6 +13642,1623 @@
     <w:p>
       <w:r>
         <w:t>format incompatibility documented in §12.4.</w:t>
+      </w:r>
+    </w:p>
+    <w:p>
+      <w:pPr>
+        <w:jc w:val="center"/>
+      </w:pPr>
+      <w:r>
+        <w:rPr>
+          <w:color w:val="888888"/>
+          <w:sz w:val="18"/>
+        </w:rPr>
+        <w:t>• • •</w:t>
+      </w:r>
+    </w:p>
+    <w:p>
+      <w:pPr>
+        <w:pStyle w:val="Heading1"/>
+      </w:pPr>
+      <w:r>
+        <w:t>13. `v1.2.0` — four PRs built, CI-verified and merged</w:t>
+      </w:r>
+    </w:p>
+    <w:p>
+      <w:r>
+        <w:t>The follow-up brief prescribed four workstreams, open PRs, self-heal CI, merge when</w:t>
+      </w:r>
+    </w:p>
+    <w:p>
+      <w:r>
+        <w:t xml:space="preserve">green, then release </w:t>
+      </w:r>
+      <w:r>
+        <w:rPr>
+          <w:rFonts w:ascii="Consolas" w:hAnsi="Consolas"/>
+          <w:color w:val="1F2328"/>
+          <w:sz w:val="18"/>
+        </w:rPr>
+        <w:t>v1.2.0</w:t>
+      </w:r>
+      <w:r>
+        <w:t xml:space="preserve">. It also instructed merging to </w:t>
+      </w:r>
+      <w:r>
+        <w:rPr>
+          <w:rFonts w:ascii="Consolas" w:hAnsi="Consolas"/>
+          <w:color w:val="1F2328"/>
+          <w:sz w:val="18"/>
+        </w:rPr>
+        <w:t>main</w:t>
+      </w:r>
+      <w:r>
+        <w:t xml:space="preserve"> </w:t>
+      </w:r>
+      <w:r>
+        <w:rPr>
+          <w:b/>
+        </w:rPr>
+        <w:t>before</w:t>
+      </w:r>
+      <w:r>
+        <w:t xml:space="preserve"> opening the</w:t>
+      </w:r>
+    </w:p>
+    <w:p>
+      <w:r>
+        <w:t>PRs, which — as established in the previous round — makes the PRs unopenable. I ran the</w:t>
+      </w:r>
+    </w:p>
+    <w:p>
+      <w:r>
+        <w:t>loop in the order the CI triggers actually require (push → open PR → watch checks →</w:t>
+      </w:r>
+    </w:p>
+    <w:p>
+      <w:r>
+        <w:t>squash-merge), and this is the first round in which **all four PRs were opened, watched</w:t>
+      </w:r>
+    </w:p>
+    <w:p>
+      <w:r>
+        <w:t>green, and squash-merged** rather than merged first and recorded afterwards.</w:t>
+      </w:r>
+    </w:p>
+    <w:tbl>
+      <w:tblPr>
+        <w:tblStyle w:val="TableGrid"/>
+        <w:tblW w:type="auto" w:w="0"/>
+        <w:tblLook w:firstColumn="1" w:firstRow="1" w:lastColumn="0" w:lastRow="0" w:noHBand="0" w:noVBand="1" w:val="04A0"/>
+      </w:tblPr>
+      <w:tblGrid>
+        <w:gridCol w:w="2160"/>
+        <w:gridCol w:w="2160"/>
+        <w:gridCol w:w="2160"/>
+        <w:gridCol w:w="2160"/>
+      </w:tblGrid>
+      <w:tr>
+        <w:tc>
+          <w:tcPr>
+            <w:tcW w:type="dxa" w:w="2160"/>
+          </w:tcPr>
+          <w:p>
+            <w:r>
+              <w:rPr>
+                <w:b/>
+                <w:sz w:val="18"/>
+              </w:rPr>
+            </w:r>
+            <w:r>
+              <w:rPr>
+                <w:b/>
+                <w:sz w:val="18"/>
+              </w:rPr>
+              <w:t>PR</w:t>
+            </w:r>
+          </w:p>
+        </w:tc>
+        <w:tc>
+          <w:tcPr>
+            <w:tcW w:type="dxa" w:w="2160"/>
+          </w:tcPr>
+          <w:p>
+            <w:r>
+              <w:rPr>
+                <w:b/>
+                <w:sz w:val="18"/>
+              </w:rPr>
+            </w:r>
+            <w:r>
+              <w:rPr>
+                <w:b/>
+                <w:sz w:val="18"/>
+              </w:rPr>
+              <w:t>Branch</w:t>
+            </w:r>
+          </w:p>
+        </w:tc>
+        <w:tc>
+          <w:tcPr>
+            <w:tcW w:type="dxa" w:w="2160"/>
+          </w:tcPr>
+          <w:p>
+            <w:r>
+              <w:rPr>
+                <w:b/>
+                <w:sz w:val="18"/>
+              </w:rPr>
+            </w:r>
+            <w:r>
+              <w:rPr>
+                <w:b/>
+                <w:sz w:val="18"/>
+              </w:rPr>
+              <w:t>Squash commit</w:t>
+            </w:r>
+          </w:p>
+        </w:tc>
+        <w:tc>
+          <w:tcPr>
+            <w:tcW w:type="dxa" w:w="2160"/>
+          </w:tcPr>
+          <w:p>
+            <w:r>
+              <w:rPr>
+                <w:b/>
+                <w:sz w:val="18"/>
+              </w:rPr>
+            </w:r>
+            <w:r>
+              <w:rPr>
+                <w:b/>
+                <w:sz w:val="18"/>
+              </w:rPr>
+              <w:t>Scope</w:t>
+            </w:r>
+          </w:p>
+        </w:tc>
+      </w:tr>
+      <w:tr>
+        <w:tc>
+          <w:tcPr>
+            <w:tcW w:type="dxa" w:w="2160"/>
+          </w:tcPr>
+          <w:p>
+            <w:r>
+              <w:rPr>
+                <w:sz w:val="18"/>
+              </w:rPr>
+            </w:r>
+            <w:r>
+              <w:rPr>
+                <w:sz w:val="18"/>
+              </w:rPr>
+              <w:t>[#1](https://github.com/darknight11ish/AW9-Pixel-Bridge/pull/1)</w:t>
+            </w:r>
+          </w:p>
+        </w:tc>
+        <w:tc>
+          <w:tcPr>
+            <w:tcW w:type="dxa" w:w="2160"/>
+          </w:tcPr>
+          <w:p>
+            <w:r>
+              <w:rPr>
+                <w:sz w:val="18"/>
+              </w:rPr>
+            </w:r>
+            <w:r>
+              <w:rPr>
+                <w:rFonts w:ascii="Consolas" w:hAnsi="Consolas"/>
+                <w:color w:val="1F2328"/>
+                <w:sz w:val="18"/>
+              </w:rPr>
+              <w:t>feat/hotspot-ip-auto-refresh</w:t>
+            </w:r>
+          </w:p>
+        </w:tc>
+        <w:tc>
+          <w:tcPr>
+            <w:tcW w:type="dxa" w:w="2160"/>
+          </w:tcPr>
+          <w:p>
+            <w:r>
+              <w:rPr>
+                <w:sz w:val="18"/>
+              </w:rPr>
+            </w:r>
+            <w:r>
+              <w:rPr>
+                <w:rFonts w:ascii="Consolas" w:hAnsi="Consolas"/>
+                <w:color w:val="1F2328"/>
+                <w:sz w:val="18"/>
+              </w:rPr>
+              <w:t>7528183</w:t>
+            </w:r>
+          </w:p>
+        </w:tc>
+        <w:tc>
+          <w:tcPr>
+            <w:tcW w:type="dxa" w:w="2160"/>
+          </w:tcPr>
+          <w:p>
+            <w:r>
+              <w:rPr>
+                <w:sz w:val="18"/>
+              </w:rPr>
+            </w:r>
+            <w:r>
+              <w:rPr>
+                <w:sz w:val="18"/>
+              </w:rPr>
+              <w:t>Endpoint enumeration + resume refresh</w:t>
+            </w:r>
+          </w:p>
+        </w:tc>
+      </w:tr>
+      <w:tr>
+        <w:tc>
+          <w:tcPr>
+            <w:tcW w:type="dxa" w:w="2160"/>
+          </w:tcPr>
+          <w:p>
+            <w:r>
+              <w:rPr>
+                <w:sz w:val="18"/>
+              </w:rPr>
+            </w:r>
+            <w:r>
+              <w:rPr>
+                <w:sz w:val="18"/>
+              </w:rPr>
+              <w:t>[#2](https://github.com/darknight11ish/AW9-Pixel-Bridge/pull/2)</w:t>
+            </w:r>
+          </w:p>
+        </w:tc>
+        <w:tc>
+          <w:tcPr>
+            <w:tcW w:type="dxa" w:w="2160"/>
+          </w:tcPr>
+          <w:p>
+            <w:r>
+              <w:rPr>
+                <w:sz w:val="18"/>
+              </w:rPr>
+            </w:r>
+            <w:r>
+              <w:rPr>
+                <w:rFonts w:ascii="Consolas" w:hAnsi="Consolas"/>
+                <w:color w:val="1F2328"/>
+                <w:sz w:val="18"/>
+              </w:rPr>
+              <w:t>feat/http-server-concurrency-hardening</w:t>
+            </w:r>
+          </w:p>
+        </w:tc>
+        <w:tc>
+          <w:tcPr>
+            <w:tcW w:type="dxa" w:w="2160"/>
+          </w:tcPr>
+          <w:p>
+            <w:r>
+              <w:rPr>
+                <w:sz w:val="18"/>
+              </w:rPr>
+            </w:r>
+            <w:r>
+              <w:rPr>
+                <w:rFonts w:ascii="Consolas" w:hAnsi="Consolas"/>
+                <w:color w:val="1F2328"/>
+                <w:sz w:val="18"/>
+              </w:rPr>
+              <w:t>96b5829</w:t>
+            </w:r>
+          </w:p>
+        </w:tc>
+        <w:tc>
+          <w:tcPr>
+            <w:tcW w:type="dxa" w:w="2160"/>
+          </w:tcPr>
+          <w:p>
+            <w:r>
+              <w:rPr>
+                <w:sz w:val="18"/>
+              </w:rPr>
+            </w:r>
+            <w:r>
+              <w:rPr>
+                <w:sz w:val="18"/>
+              </w:rPr>
+              <w:t>Bounded permit wait + 503 + concurrency test</w:t>
+            </w:r>
+          </w:p>
+        </w:tc>
+      </w:tr>
+      <w:tr>
+        <w:tc>
+          <w:tcPr>
+            <w:tcW w:type="dxa" w:w="2160"/>
+          </w:tcPr>
+          <w:p>
+            <w:r>
+              <w:rPr>
+                <w:sz w:val="18"/>
+              </w:rPr>
+            </w:r>
+            <w:r>
+              <w:rPr>
+                <w:sz w:val="18"/>
+              </w:rPr>
+              <w:t>[#3](https://github.com/darknight11ish/AW9-Pixel-Bridge/pull/3)</w:t>
+            </w:r>
+          </w:p>
+        </w:tc>
+        <w:tc>
+          <w:tcPr>
+            <w:tcW w:type="dxa" w:w="2160"/>
+          </w:tcPr>
+          <w:p>
+            <w:r>
+              <w:rPr>
+                <w:sz w:val="18"/>
+              </w:rPr>
+            </w:r>
+            <w:r>
+              <w:rPr>
+                <w:rFonts w:ascii="Consolas" w:hAnsi="Consolas"/>
+                <w:color w:val="1F2328"/>
+                <w:sz w:val="18"/>
+              </w:rPr>
+              <w:t>feat/comprehensive-health-sync-tests</w:t>
+            </w:r>
+          </w:p>
+        </w:tc>
+        <w:tc>
+          <w:tcPr>
+            <w:tcW w:type="dxa" w:w="2160"/>
+          </w:tcPr>
+          <w:p>
+            <w:r>
+              <w:rPr>
+                <w:sz w:val="18"/>
+              </w:rPr>
+            </w:r>
+            <w:r>
+              <w:rPr>
+                <w:rFonts w:ascii="Consolas" w:hAnsi="Consolas"/>
+                <w:color w:val="1F2328"/>
+                <w:sz w:val="18"/>
+              </w:rPr>
+              <w:t>3124b3f</w:t>
+            </w:r>
+          </w:p>
+        </w:tc>
+        <w:tc>
+          <w:tcPr>
+            <w:tcW w:type="dxa" w:w="2160"/>
+          </w:tcPr>
+          <w:p>
+            <w:r>
+              <w:rPr>
+                <w:sz w:val="18"/>
+              </w:rPr>
+            </w:r>
+            <w:r>
+              <w:rPr>
+                <w:sz w:val="18"/>
+              </w:rPr>
+              <w:t xml:space="preserve">Parser edge cases + </w:t>
+            </w:r>
+            <w:r>
+              <w:rPr>
+                <w:rFonts w:ascii="Consolas" w:hAnsi="Consolas"/>
+                <w:color w:val="1F2328"/>
+                <w:sz w:val="18"/>
+              </w:rPr>
+              <w:t>HealthConnectManagerTest</w:t>
+            </w:r>
+          </w:p>
+        </w:tc>
+      </w:tr>
+      <w:tr>
+        <w:tc>
+          <w:tcPr>
+            <w:tcW w:type="dxa" w:w="2160"/>
+          </w:tcPr>
+          <w:p>
+            <w:r>
+              <w:rPr>
+                <w:sz w:val="18"/>
+              </w:rPr>
+            </w:r>
+            <w:r>
+              <w:rPr>
+                <w:sz w:val="18"/>
+              </w:rPr>
+              <w:t>[#4](https://github.com/darknight11ish/AW9-Pixel-Bridge/pull/4)</w:t>
+            </w:r>
+          </w:p>
+        </w:tc>
+        <w:tc>
+          <w:tcPr>
+            <w:tcW w:type="dxa" w:w="2160"/>
+          </w:tcPr>
+          <w:p>
+            <w:r>
+              <w:rPr>
+                <w:sz w:val="18"/>
+              </w:rPr>
+            </w:r>
+            <w:r>
+              <w:rPr>
+                <w:rFonts w:ascii="Consolas" w:hAnsi="Consolas"/>
+                <w:color w:val="1F2328"/>
+                <w:sz w:val="18"/>
+              </w:rPr>
+              <w:t>feat/watchos-background-vitals-polish</w:t>
+            </w:r>
+          </w:p>
+        </w:tc>
+        <w:tc>
+          <w:tcPr>
+            <w:tcW w:type="dxa" w:w="2160"/>
+          </w:tcPr>
+          <w:p>
+            <w:r>
+              <w:rPr>
+                <w:sz w:val="18"/>
+              </w:rPr>
+            </w:r>
+            <w:r>
+              <w:rPr>
+                <w:rFonts w:ascii="Consolas" w:hAnsi="Consolas"/>
+                <w:color w:val="1F2328"/>
+                <w:sz w:val="18"/>
+              </w:rPr>
+              <w:t>9790f1a</w:t>
+            </w:r>
+          </w:p>
+        </w:tc>
+        <w:tc>
+          <w:tcPr>
+            <w:tcW w:type="dxa" w:w="2160"/>
+          </w:tcPr>
+          <w:p>
+            <w:r>
+              <w:rPr>
+                <w:sz w:val="18"/>
+              </w:rPr>
+            </w:r>
+            <w:r>
+              <w:rPr>
+                <w:sz w:val="18"/>
+              </w:rPr>
+              <w:t>Vitals failure surfacing + project contract CI</w:t>
+            </w:r>
+          </w:p>
+        </w:tc>
+      </w:tr>
+    </w:tbl>
+    <w:p/>
+    <w:p>
+      <w:pPr>
+        <w:pStyle w:val="Heading2"/>
+      </w:pPr>
+      <w:r>
+        <w:t>13.1 Two of the four workstreams were already done</w:t>
+      </w:r>
+    </w:p>
+    <w:p>
+      <w:r>
+        <w:t>The brief's Workstream 1 Task 1 (enumerate all active interfaces with labels) and</w:t>
+      </w:r>
+    </w:p>
+    <w:p>
+      <w:r>
+        <w:t xml:space="preserve">Workstream 4 Tasks 1–2 (background vitals polling, XcodeGen generation and </w:t>
+      </w:r>
+      <w:r>
+        <w:rPr>
+          <w:rFonts w:ascii="Consolas" w:hAnsi="Consolas"/>
+          <w:color w:val="1F2328"/>
+          <w:sz w:val="18"/>
+        </w:rPr>
+        <w:t>xcodebuild</w:t>
+      </w:r>
+    </w:p>
+    <w:p>
+      <w:r>
+        <w:t xml:space="preserve">verification) described work that </w:t>
+      </w:r>
+      <w:r>
+        <w:rPr>
+          <w:b/>
+        </w:rPr>
+        <w:t>v1.1.0 had already delivered and CI-verified</w:t>
+      </w:r>
+      <w:r>
+        <w:t>.</w:t>
+      </w:r>
+    </w:p>
+    <w:p>
+      <w:r>
+        <w:t>Workstream 2's exception handling was also already present. Re-implementing any of it</w:t>
+      </w:r>
+    </w:p>
+    <w:p>
+      <w:r>
+        <w:t>would have been churn, so each was reduced to the part that was genuinely missing:</w:t>
+      </w:r>
+    </w:p>
+    <w:p>
+      <w:pPr>
+        <w:pStyle w:val="ListBullet"/>
+      </w:pPr>
+      <w:r>
+        <w:rPr>
+          <w:b/>
+        </w:rPr>
+        <w:t>WS1</w:t>
+      </w:r>
+      <w:r>
+        <w:t xml:space="preserve"> — changed the separator to the </w:t>
+      </w:r>
+      <w:r>
+        <w:rPr>
+          <w:rFonts w:ascii="Consolas" w:hAnsi="Consolas"/>
+          <w:color w:val="1F2328"/>
+          <w:sz w:val="18"/>
+        </w:rPr>
+        <w:t>" | "</w:t>
+      </w:r>
+      <w:r>
+        <w:t xml:space="preserve"> form the brief specified, extracted two</w:t>
+      </w:r>
+    </w:p>
+    <w:p>
+      <w:r>
+        <w:t>pure helpers (</w:t>
+      </w:r>
+      <w:r>
+        <w:rPr>
+          <w:rFonts w:ascii="Consolas" w:hAnsi="Consolas"/>
+          <w:color w:val="1F2328"/>
+          <w:sz w:val="18"/>
+        </w:rPr>
+        <w:t>rankEndpoints</w:t>
+      </w:r>
+      <w:r>
+        <w:t xml:space="preserve">, </w:t>
+      </w:r>
+      <w:r>
+        <w:rPr>
+          <w:rFonts w:ascii="Consolas" w:hAnsi="Consolas"/>
+          <w:color w:val="1F2328"/>
+          <w:sz w:val="18"/>
+        </w:rPr>
+        <w:t>formatEndpoint</w:t>
+      </w:r>
+      <w:r>
+        <w:t>), and added the one real gap: an</w:t>
+      </w:r>
+    </w:p>
+    <w:p>
+      <w:r>
+        <w:rPr>
+          <w:rFonts w:ascii="Consolas" w:hAnsi="Consolas"/>
+          <w:color w:val="1F2328"/>
+          <w:sz w:val="18"/>
+        </w:rPr>
+        <w:t>ON_RESUME</w:t>
+      </w:r>
+      <w:r>
+        <w:t xml:space="preserve"> refresh, because Android may not deliver network callbacks that fired while</w:t>
+      </w:r>
+    </w:p>
+    <w:p>
+      <w:r>
+        <w:t>the process was backgrounded.</w:t>
+      </w:r>
+    </w:p>
+    <w:p>
+      <w:pPr>
+        <w:pStyle w:val="ListBullet"/>
+      </w:pPr>
+      <w:r>
+        <w:rPr>
+          <w:b/>
+        </w:rPr>
+        <w:t>WS2</w:t>
+      </w:r>
+      <w:r>
+        <w:t xml:space="preserve"> — kept the existing exception boundary and added the concurrency test, plus a</w:t>
+      </w:r>
+    </w:p>
+    <w:p>
+      <w:r>
+        <w:t>real defect it exposed (below).</w:t>
+      </w:r>
+    </w:p>
+    <w:p>
+      <w:pPr>
+        <w:pStyle w:val="ListBullet"/>
+      </w:pPr>
+      <w:r>
+        <w:rPr>
+          <w:b/>
+        </w:rPr>
+        <w:t>WS4</w:t>
+      </w:r>
+      <w:r>
+        <w:t xml:space="preserve"> — kept the existing polling and CI checks, and fixed two defects in them.</w:t>
+      </w:r>
+    </w:p>
+    <w:p>
+      <w:pPr>
+        <w:pStyle w:val="Heading2"/>
+      </w:pPr>
+      <w:r>
+        <w:t>13.2 The real defects found</w:t>
+      </w:r>
+    </w:p>
+    <w:p>
+      <w:pPr>
+        <w:pStyle w:val="ListNumber"/>
+      </w:pPr>
+      <w:r>
+        <w:rPr>
+          <w:b/>
+        </w:rPr>
+        <w:t>The concurrency cap had an unbounded wait behind it (WS2).</w:t>
+      </w:r>
+      <w:r>
+        <w:t xml:space="preserve"> </w:t>
+      </w:r>
+      <w:r>
+        <w:rPr>
+          <w:rFonts w:ascii="Consolas" w:hAnsi="Consolas"/>
+          <w:color w:val="1F2328"/>
+          <w:sz w:val="18"/>
+        </w:rPr>
+        <w:t>Semaphore(8)</w:t>
+      </w:r>
+      <w:r>
+        <w:t xml:space="preserve"> bounded</w:t>
+      </w:r>
+    </w:p>
+    <w:p>
+      <w:r>
+        <w:t xml:space="preserve">how many requests *ran*, but </w:t>
+      </w:r>
+      <w:r>
+        <w:rPr>
+          <w:rFonts w:ascii="Consolas" w:hAnsi="Consolas"/>
+          <w:color w:val="1F2328"/>
+          <w:sz w:val="18"/>
+        </w:rPr>
+        <w:t>withPermit</w:t>
+      </w:r>
+      <w:r>
+        <w:t xml:space="preserve"> waited without limit, so a connection</w:t>
+      </w:r>
+    </w:p>
+    <w:p>
+      <w:r>
+        <w:t>accepted while all eight permits were busy held its socket open for as long as the</w:t>
+      </w:r>
+    </w:p>
+    <w:p>
+      <w:r>
+        <w:t xml:space="preserve">slow peers took — a flood turned the cap into an unbounded queue. </w:t>
+      </w:r>
+      <w:r>
+        <w:rPr>
+          <w:rFonts w:ascii="Consolas" w:hAnsi="Consolas"/>
+          <w:color w:val="1F2328"/>
+          <w:sz w:val="18"/>
+        </w:rPr>
+        <w:t>serveIfPermitted()</w:t>
+      </w:r>
+    </w:p>
+    <w:p>
+      <w:r>
+        <w:t xml:space="preserve">now waits at most 6 s and answers </w:t>
+      </w:r>
+      <w:r>
+        <w:rPr>
+          <w:rFonts w:ascii="Consolas" w:hAnsi="Consolas"/>
+          <w:color w:val="1F2328"/>
+          <w:sz w:val="18"/>
+        </w:rPr>
+        <w:t>503</w:t>
+      </w:r>
+      <w:r>
+        <w:t xml:space="preserve"> + </w:t>
+      </w:r>
+      <w:r>
+        <w:rPr>
+          <w:rFonts w:ascii="Consolas" w:hAnsi="Consolas"/>
+          <w:color w:val="1F2328"/>
+          <w:sz w:val="18"/>
+        </w:rPr>
+        <w:t>Retry-After</w:t>
+      </w:r>
+      <w:r>
+        <w:t xml:space="preserve">; </w:t>
+      </w:r>
+      <w:r>
+        <w:rPr>
+          <w:rFonts w:ascii="Consolas" w:hAnsi="Consolas"/>
+          <w:color w:val="1F2328"/>
+          <w:sz w:val="18"/>
+        </w:rPr>
+        <w:t>awaitPermit()</w:t>
+      </w:r>
+      <w:r>
+        <w:t xml:space="preserve"> polls</w:t>
+      </w:r>
+    </w:p>
+    <w:p>
+      <w:r>
+        <w:rPr>
+          <w:rFonts w:ascii="Consolas" w:hAnsi="Consolas"/>
+          <w:color w:val="1F2328"/>
+          <w:sz w:val="18"/>
+        </w:rPr>
+        <w:t>tryAcquire()</w:t>
+      </w:r>
+      <w:r>
+        <w:t xml:space="preserve"> so acquisition and release stay on one linear path.</w:t>
+      </w:r>
+    </w:p>
+    <w:p>
+      <w:pPr>
+        <w:pStyle w:val="ListNumber"/>
+      </w:pPr>
+      <w:r>
+        <w:rPr>
+          <w:b/>
+        </w:rPr>
+        <w:t>A CI step I added in the previous round was killing `xcodebuild` (WS3).</w:t>
+      </w:r>
+      <w:r>
+        <w:t xml:space="preserve"> On PR #3</w:t>
+      </w:r>
+    </w:p>
+    <w:p>
+      <w:r>
+        <w:t>the watchOS job failed on a branch that does not touch Swift. Cause:</w:t>
+      </w:r>
+    </w:p>
+    <w:p>
+      <w:r>
+        <w:rPr>
+          <w:rFonts w:ascii="Consolas" w:hAnsi="Consolas"/>
+          <w:color w:val="1F2328"/>
+          <w:sz w:val="18"/>
+        </w:rPr>
+        <w:t>xcodebuild -version | head -n 1</w:t>
+      </w:r>
+      <w:r>
+        <w:t xml:space="preserve"> — </w:t>
+      </w:r>
+      <w:r>
+        <w:rPr>
+          <w:rFonts w:ascii="Consolas" w:hAnsi="Consolas"/>
+          <w:color w:val="1F2328"/>
+          <w:sz w:val="18"/>
+        </w:rPr>
+        <w:t>head</w:t>
+      </w:r>
+      <w:r>
+        <w:t xml:space="preserve"> exits once it has its line, so xcodebuild's</w:t>
+      </w:r>
+    </w:p>
+    <w:p>
+      <w:r>
+        <w:t xml:space="preserve">next write hit </w:t>
+      </w:r>
+      <w:r>
+        <w:rPr>
+          <w:rFonts w:ascii="Consolas" w:hAnsi="Consolas"/>
+          <w:color w:val="1F2328"/>
+          <w:sz w:val="18"/>
+        </w:rPr>
+        <w:t>SIGPIPE</w:t>
+      </w:r>
+      <w:r>
+        <w:t xml:space="preserve"> and it died with an uncaught</w:t>
+      </w:r>
+    </w:p>
+    <w:p>
+      <w:r>
+        <w:rPr>
+          <w:rFonts w:ascii="Consolas" w:hAnsi="Consolas"/>
+          <w:color w:val="1F2328"/>
+          <w:sz w:val="18"/>
+        </w:rPr>
+        <w:t>NSFileHandleOperationException ... Broken pipe</w:t>
+      </w:r>
+      <w:r>
+        <w:t>. The pipeline's status then came from</w:t>
+      </w:r>
+    </w:p>
+    <w:p>
+      <w:r>
+        <w:rPr>
+          <w:rFonts w:ascii="Consolas" w:hAnsi="Consolas"/>
+          <w:color w:val="1F2328"/>
+          <w:sz w:val="18"/>
+        </w:rPr>
+        <w:t>head</w:t>
+      </w:r>
+      <w:r>
+        <w:t xml:space="preserve">, so the step *usually* passed. Replaced with </w:t>
+      </w:r>
+      <w:r>
+        <w:rPr>
+          <w:rFonts w:ascii="Consolas" w:hAnsi="Consolas"/>
+          <w:color w:val="1F2328"/>
+          <w:sz w:val="18"/>
+        </w:rPr>
+        <w:t>awk 'NR==1'</w:t>
+      </w:r>
+      <w:r>
+        <w:t>, which consumes all</w:t>
+      </w:r>
+    </w:p>
+    <w:p>
+      <w:r>
+        <w:t>input and never closes the pipe early. A flaky check is worse than none: it devalues</w:t>
+      </w:r>
+    </w:p>
+    <w:p>
+      <w:r>
+        <w:t>every green run.</w:t>
+      </w:r>
+    </w:p>
+    <w:p>
+      <w:pPr>
+        <w:pStyle w:val="ListNumber"/>
+      </w:pPr>
+      <w:r>
+        <w:rPr>
+          <w:b/>
+        </w:rPr>
+        <w:t>HealthKit query failures were invisible on the watch (WS4).</w:t>
+      </w:r>
+      <w:r>
+        <w:t xml:space="preserve"> A failed</w:t>
+      </w:r>
+    </w:p>
+    <w:p>
+      <w:r>
+        <w:rPr>
+          <w:rFonts w:ascii="Consolas" w:hAnsi="Consolas"/>
+          <w:color w:val="1F2328"/>
+          <w:sz w:val="18"/>
+        </w:rPr>
+        <w:t>HKSampleQuery</w:t>
+      </w:r>
+      <w:r>
+        <w:t xml:space="preserve"> was only </w:t>
+      </w:r>
+      <w:r>
+        <w:rPr>
+          <w:rFonts w:ascii="Consolas" w:hAnsi="Consolas"/>
+          <w:color w:val="1F2328"/>
+          <w:sz w:val="18"/>
+        </w:rPr>
+        <w:t>print</w:t>
+      </w:r>
+      <w:r>
+        <w:t>ed, so revoked permission and "no sample yet" looked</w:t>
+      </w:r>
+    </w:p>
+    <w:p>
+      <w:r>
+        <w:t>identical, and a payload was POSTed even when neither vital had produced a sample.</w:t>
+      </w:r>
+    </w:p>
+    <w:p>
+      <w:r>
+        <w:t>Failures are now reported separately from absence, an empty poll pushes nothing, and</w:t>
+      </w:r>
+    </w:p>
+    <w:p>
+      <w:r>
+        <w:t>the sentinels render as "none yet" instead of "0 BPM".</w:t>
+      </w:r>
+    </w:p>
+    <w:p>
+      <w:pPr>
+        <w:pStyle w:val="ListNumber"/>
+      </w:pPr>
+      <w:r>
+        <w:rPr>
+          <w:b/>
+        </w:rPr>
+        <w:t>The XcodeGen contract was asserted nowhere (WS4).</w:t>
+      </w:r>
+      <w:r>
+        <w:t xml:space="preserve"> </w:t>
+      </w:r>
+      <w:r>
+        <w:rPr>
+          <w:rFonts w:ascii="Consolas" w:hAnsi="Consolas"/>
+          <w:color w:val="1F2328"/>
+          <w:sz w:val="18"/>
+        </w:rPr>
+        <w:t>xcodebuild</w:t>
+      </w:r>
+      <w:r>
+        <w:t xml:space="preserve"> proves the project</w:t>
+      </w:r>
+    </w:p>
+    <w:p>
+      <w:r>
+        <w:t xml:space="preserve">*compiles*, not that the plist still declares </w:t>
+      </w:r>
+      <w:r>
+        <w:rPr>
+          <w:rFonts w:ascii="Consolas" w:hAnsi="Consolas"/>
+          <w:color w:val="1F2328"/>
+          <w:sz w:val="18"/>
+        </w:rPr>
+        <w:t>WKApplication</w:t>
+      </w:r>
+      <w:r>
+        <w:t>, the HealthKit usage</w:t>
+      </w:r>
+    </w:p>
+    <w:p>
+      <w:r>
+        <w:t xml:space="preserve">strings, </w:t>
+      </w:r>
+      <w:r>
+        <w:rPr>
+          <w:rFonts w:ascii="Consolas" w:hAnsi="Consolas"/>
+          <w:color w:val="1F2328"/>
+          <w:sz w:val="18"/>
+        </w:rPr>
+        <w:t>NSAllowsArbitraryLoads</w:t>
+      </w:r>
+      <w:r>
+        <w:t xml:space="preserve"> (the only transport is plain HTTP on </w:t>
+      </w:r>
+      <w:r>
+        <w:rPr>
+          <w:rFonts w:ascii="Consolas" w:hAnsi="Consolas"/>
+          <w:color w:val="1F2328"/>
+          <w:sz w:val="18"/>
+        </w:rPr>
+        <w:t>:8484</w:t>
+      </w:r>
+      <w:r>
+        <w:t>) and</w:t>
+      </w:r>
+    </w:p>
+    <w:p>
+      <w:r>
+        <w:rPr>
+          <w:rFonts w:ascii="Consolas" w:hAnsi="Consolas"/>
+          <w:color w:val="1F2328"/>
+          <w:sz w:val="18"/>
+        </w:rPr>
+        <w:t>workout-processing</w:t>
+      </w:r>
+      <w:r>
+        <w:t xml:space="preserve">. Those are now checked against the </w:t>
+      </w:r>
+      <w:r>
+        <w:rPr>
+          <w:b/>
+        </w:rPr>
+        <w:t>generated</w:t>
+      </w:r>
+      <w:r>
+        <w:t xml:space="preserve"> project in CI,</w:t>
+      </w:r>
+    </w:p>
+    <w:p>
+      <w:r>
+        <w:t xml:space="preserve">along with </w:t>
+      </w:r>
+      <w:r>
+        <w:rPr>
+          <w:rFonts w:ascii="Consolas" w:hAnsi="Consolas"/>
+          <w:color w:val="1F2328"/>
+          <w:sz w:val="18"/>
+        </w:rPr>
+        <w:t>SDKROOT=watchos</w:t>
+      </w:r>
+      <w:r>
+        <w:t xml:space="preserve">, deployment target </w:t>
+      </w:r>
+      <w:r>
+        <w:rPr>
+          <w:rFonts w:ascii="Consolas" w:hAnsi="Consolas"/>
+          <w:color w:val="1F2328"/>
+          <w:sz w:val="18"/>
+        </w:rPr>
+        <w:t>10.0</w:t>
+      </w:r>
+      <w:r>
+        <w:t>, the bundle id, and a scheme</w:t>
+      </w:r>
+    </w:p>
+    <w:p>
+      <w:r>
+        <w:t>read-back. Verified output:</w:t>
+      </w:r>
+    </w:p>
+    <w:p>
+      <w:pPr>
+        <w:spacing w:after="200"/>
+        <w:ind w:left="280"/>
+      </w:pPr>
+      <w:r>
+        <w:rPr>
+          <w:rFonts w:ascii="Consolas" w:hAnsi="Consolas"/>
+          <w:color w:val="1F2328"/>
+          <w:sz w:val="17"/>
+        </w:rPr>
+        <w:t xml:space="preserve">   present: WKApplication</w:t>
+        <w:br/>
+        <w:t xml:space="preserve">   present: WKWatchOnly</w:t>
+        <w:br/>
+        <w:t xml:space="preserve">   present: NSHealthShareUsageDescription</w:t>
+        <w:br/>
+        <w:t xml:space="preserve">   present: NSHealthUpdateUsageDescription</w:t>
+        <w:br/>
+        <w:t xml:space="preserve">   NSAppTransportSecurity.NSAllowsArbitraryLoads = true</w:t>
+        <w:br/>
+        <w:t xml:space="preserve">   UIBackgroundModes includes workout-processing</w:t>
+        <w:br/>
+        <w:t xml:space="preserve">   SDKROOT = watchos</w:t>
+        <w:br/>
+        <w:t xml:space="preserve">   WATCHOS_DEPLOYMENT_TARGET = 10.0</w:t>
+        <w:br/>
+        <w:t xml:space="preserve">   PRODUCT_BUNDLE_IDENTIFIER = com.bridge.applewatch.watchkitapp</w:t>
+      </w:r>
+    </w:p>
+    <w:p>
+      <w:pPr>
+        <w:pStyle w:val="Heading2"/>
+      </w:pPr>
+      <w:r>
+        <w:t>13.3 A test that was wrong, and the contract it clarified</w:t>
+      </w:r>
+    </w:p>
+    <w:p>
+      <w:r>
+        <w:t xml:space="preserve">While adding SpO2 boundary tests I asserted that the native </w:t>
+      </w:r>
+      <w:r>
+        <w:rPr>
+          <w:rFonts w:ascii="Consolas" w:hAnsi="Consolas"/>
+          <w:color w:val="1F2328"/>
+          <w:sz w:val="18"/>
+        </w:rPr>
+        <w:t>spo2</w:t>
+      </w:r>
+      <w:r>
+        <w:t xml:space="preserve"> key scales a </w:t>
+      </w:r>
+      <w:r>
+        <w:rPr>
+          <w:rFonts w:ascii="Consolas" w:hAnsi="Consolas"/>
+          <w:color w:val="1F2328"/>
+          <w:sz w:val="18"/>
+        </w:rPr>
+        <w:t>0.5</w:t>
+      </w:r>
+    </w:p>
+    <w:p>
+      <w:r>
+        <w:t xml:space="preserve">fraction to </w:t>
+      </w:r>
+      <w:r>
+        <w:rPr>
+          <w:rFonts w:ascii="Consolas" w:hAnsi="Consolas"/>
+          <w:color w:val="1F2328"/>
+          <w:sz w:val="18"/>
+        </w:rPr>
+        <w:t>50.0 %</w:t>
+      </w:r>
+      <w:r>
+        <w:t xml:space="preserve">. </w:t>
+      </w:r>
+      <w:r>
+        <w:rPr>
+          <w:b/>
+        </w:rPr>
+        <w:t>The test failed, and the test was wrong, not the parser.</w:t>
+      </w:r>
+      <w:r>
+        <w:t xml:space="preserve"> The</w:t>
+      </w:r>
+    </w:p>
+    <w:p>
+      <w:r>
+        <w:t xml:space="preserve">implementation treats the native </w:t>
+      </w:r>
+      <w:r>
+        <w:rPr>
+          <w:rFonts w:ascii="Consolas" w:hAnsi="Consolas"/>
+          <w:color w:val="1F2328"/>
+          <w:sz w:val="18"/>
+        </w:rPr>
+        <w:t>spo2</w:t>
+      </w:r>
+      <w:r>
+        <w:t xml:space="preserve"> key as *always a percentage* and scales only the</w:t>
+      </w:r>
+    </w:p>
+    <w:p>
+      <w:r>
+        <w:t>HealthKit-named keys (</w:t>
+      </w:r>
+      <w:r>
+        <w:rPr>
+          <w:rFonts w:ascii="Consolas" w:hAnsi="Consolas"/>
+          <w:color w:val="1F2328"/>
+          <w:sz w:val="18"/>
+        </w:rPr>
+        <w:t>blood_oxygen_saturation</w:t>
+      </w:r>
+      <w:r>
+        <w:t xml:space="preserve">, </w:t>
+      </w:r>
+      <w:r>
+        <w:rPr>
+          <w:rFonts w:ascii="Consolas" w:hAnsi="Consolas"/>
+          <w:color w:val="1F2328"/>
+          <w:sz w:val="18"/>
+        </w:rPr>
+        <w:t>oxygen_saturation</w:t>
+      </w:r>
+      <w:r>
+        <w:t>) and the Health Auto</w:t>
+      </w:r>
+    </w:p>
+    <w:p>
+      <w:r>
+        <w:t xml:space="preserve">Export metric. That is a deliberate and necessary distinction: a value of exactly </w:t>
+      </w:r>
+      <w:r>
+        <w:rPr>
+          <w:rFonts w:ascii="Consolas" w:hAnsi="Consolas"/>
+          <w:color w:val="1F2328"/>
+          <w:sz w:val="18"/>
+        </w:rPr>
+        <w:t>1.0</w:t>
+      </w:r>
+      <w:r>
+        <w:t xml:space="preserve"> is</w:t>
+      </w:r>
+    </w:p>
+    <w:p>
+      <w:r>
+        <w:t>otherwise ambiguous between 1 % and 100 %. The tests now pin both halves of that contract</w:t>
+      </w:r>
+    </w:p>
+    <w:p>
+      <w:r>
+        <w:t>explicitly (</w:t>
+      </w:r>
+      <w:r>
+        <w:rPr>
+          <w:rFonts w:ascii="Consolas" w:hAnsi="Consolas"/>
+          <w:color w:val="1F2328"/>
+          <w:sz w:val="18"/>
+        </w:rPr>
+        <w:t>the native spo2 key is a percentage and is never rescaled</w:t>
+      </w:r>
+      <w:r>
+        <w:t xml:space="preserve"> and `only the</w:t>
+      </w:r>
+    </w:p>
+    <w:p>
+      <w:r>
+        <w:t>HealthKit-named spo2 keys are treated as fractions`), which is more valuable than the</w:t>
+      </w:r>
+    </w:p>
+    <w:p>
+      <w:r>
+        <w:t>assertion I originally intended.</w:t>
+      </w:r>
+    </w:p>
+    <w:p>
+      <w:pPr>
+        <w:pStyle w:val="Heading2"/>
+      </w:pPr>
+      <w:r>
+        <w:t>13.4 Verification for `v1.2.0`</w:t>
+      </w:r>
+    </w:p>
+    <w:tbl>
+      <w:tblPr>
+        <w:tblStyle w:val="TableGrid"/>
+        <w:tblW w:type="auto" w:w="0"/>
+        <w:tblLook w:firstColumn="1" w:firstRow="1" w:lastColumn="0" w:lastRow="0" w:noHBand="0" w:noVBand="1" w:val="04A0"/>
+      </w:tblPr>
+      <w:tblGrid>
+        <w:gridCol w:w="4320"/>
+        <w:gridCol w:w="4320"/>
+      </w:tblGrid>
+      <w:tr>
+        <w:tc>
+          <w:tcPr>
+            <w:tcW w:type="dxa" w:w="4320"/>
+          </w:tcPr>
+          <w:p>
+            <w:r>
+              <w:rPr>
+                <w:b/>
+                <w:sz w:val="18"/>
+              </w:rPr>
+            </w:r>
+            <w:r>
+              <w:rPr>
+                <w:b/>
+                <w:sz w:val="18"/>
+              </w:rPr>
+              <w:t>Gate</w:t>
+            </w:r>
+          </w:p>
+        </w:tc>
+        <w:tc>
+          <w:tcPr>
+            <w:tcW w:type="dxa" w:w="4320"/>
+          </w:tcPr>
+          <w:p>
+            <w:r>
+              <w:rPr>
+                <w:b/>
+                <w:sz w:val="18"/>
+              </w:rPr>
+            </w:r>
+            <w:r>
+              <w:rPr>
+                <w:b/>
+                <w:sz w:val="18"/>
+              </w:rPr>
+              <w:t>Result</w:t>
+            </w:r>
+          </w:p>
+        </w:tc>
+      </w:tr>
+      <w:tr>
+        <w:tc>
+          <w:tcPr>
+            <w:tcW w:type="dxa" w:w="4320"/>
+          </w:tcPr>
+          <w:p>
+            <w:r>
+              <w:rPr>
+                <w:sz w:val="18"/>
+              </w:rPr>
+            </w:r>
+            <w:r>
+              <w:rPr>
+                <w:sz w:val="18"/>
+              </w:rPr>
+              <w:t>Unit tests</w:t>
+            </w:r>
+          </w:p>
+        </w:tc>
+        <w:tc>
+          <w:tcPr>
+            <w:tcW w:type="dxa" w:w="4320"/>
+          </w:tcPr>
+          <w:p>
+            <w:r>
+              <w:rPr>
+                <w:sz w:val="18"/>
+              </w:rPr>
+            </w:r>
+            <w:r>
+              <w:rPr>
+                <w:b/>
+                <w:sz w:val="18"/>
+              </w:rPr>
+              <w:t>84</w:t>
+            </w:r>
+            <w:r>
+              <w:rPr>
+                <w:sz w:val="18"/>
+              </w:rPr>
+              <w:t xml:space="preserve"> (was 58): BridgePolicy 18, WebhookPayloadParser 24, WatchBridgeService 14, HealthConnectManager 9 (new), AppleHealthXmlImporter 8, BlePacketParser 11</w:t>
+            </w:r>
+          </w:p>
+        </w:tc>
+      </w:tr>
+      <w:tr>
+        <w:tc>
+          <w:tcPr>
+            <w:tcW w:type="dxa" w:w="4320"/>
+          </w:tcPr>
+          <w:p>
+            <w:r>
+              <w:rPr>
+                <w:sz w:val="18"/>
+              </w:rPr>
+            </w:r>
+            <w:r>
+              <w:rPr>
+                <w:sz w:val="18"/>
+              </w:rPr>
+              <w:t>Android Lint</w:t>
+            </w:r>
+          </w:p>
+        </w:tc>
+        <w:tc>
+          <w:tcPr>
+            <w:tcW w:type="dxa" w:w="4320"/>
+          </w:tcPr>
+          <w:p>
+            <w:r>
+              <w:rPr>
+                <w:sz w:val="18"/>
+              </w:rPr>
+            </w:r>
+            <w:r>
+              <w:rPr>
+                <w:sz w:val="18"/>
+              </w:rPr>
+              <w:t>0 errors / 14 warnings (baseline)</w:t>
+            </w:r>
+          </w:p>
+        </w:tc>
+      </w:tr>
+      <w:tr>
+        <w:tc>
+          <w:tcPr>
+            <w:tcW w:type="dxa" w:w="4320"/>
+          </w:tcPr>
+          <w:p>
+            <w:r>
+              <w:rPr>
+                <w:sz w:val="18"/>
+              </w:rPr>
+            </w:r>
+            <w:r>
+              <w:rPr>
+                <w:rFonts w:ascii="Consolas" w:hAnsi="Consolas"/>
+                <w:color w:val="1F2328"/>
+                <w:sz w:val="18"/>
+              </w:rPr>
+              <w:t>assembleDebug</w:t>
+            </w:r>
+            <w:r>
+              <w:rPr>
+                <w:sz w:val="18"/>
+              </w:rPr>
+              <w:t xml:space="preserve"> / </w:t>
+            </w:r>
+            <w:r>
+              <w:rPr>
+                <w:rFonts w:ascii="Consolas" w:hAnsi="Consolas"/>
+                <w:color w:val="1F2328"/>
+                <w:sz w:val="18"/>
+              </w:rPr>
+              <w:t>assembleRelease</w:t>
+            </w:r>
+          </w:p>
+        </w:tc>
+        <w:tc>
+          <w:tcPr>
+            <w:tcW w:type="dxa" w:w="4320"/>
+          </w:tcPr>
+          <w:p>
+            <w:r>
+              <w:rPr>
+                <w:sz w:val="18"/>
+              </w:rPr>
+            </w:r>
+            <w:r>
+              <w:rPr>
+                <w:sz w:val="18"/>
+              </w:rPr>
+              <w:t>pass</w:t>
+            </w:r>
+          </w:p>
+        </w:tc>
+      </w:tr>
+      <w:tr>
+        <w:tc>
+          <w:tcPr>
+            <w:tcW w:type="dxa" w:w="4320"/>
+          </w:tcPr>
+          <w:p>
+            <w:r>
+              <w:rPr>
+                <w:sz w:val="18"/>
+              </w:rPr>
+            </w:r>
+            <w:r>
+              <w:rPr>
+                <w:rFonts w:ascii="Consolas" w:hAnsi="Consolas"/>
+                <w:color w:val="1F2328"/>
+                <w:sz w:val="18"/>
+              </w:rPr>
+              <w:t>versionName</w:t>
+            </w:r>
+            <w:r>
+              <w:rPr>
+                <w:sz w:val="18"/>
+              </w:rPr>
+              <w:t xml:space="preserve"> in the built APK</w:t>
+            </w:r>
+          </w:p>
+        </w:tc>
+        <w:tc>
+          <w:tcPr>
+            <w:tcW w:type="dxa" w:w="4320"/>
+          </w:tcPr>
+          <w:p>
+            <w:r>
+              <w:rPr>
+                <w:sz w:val="18"/>
+              </w:rPr>
+            </w:r>
+            <w:r>
+              <w:rPr>
+                <w:rFonts w:ascii="Consolas" w:hAnsi="Consolas"/>
+                <w:color w:val="1F2328"/>
+                <w:sz w:val="18"/>
+              </w:rPr>
+              <w:t>1.2.0</w:t>
+            </w:r>
+            <w:r>
+              <w:rPr>
+                <w:sz w:val="18"/>
+              </w:rPr>
+              <w:t xml:space="preserve">, </w:t>
+            </w:r>
+            <w:r>
+              <w:rPr>
+                <w:rFonts w:ascii="Consolas" w:hAnsi="Consolas"/>
+                <w:color w:val="1F2328"/>
+                <w:sz w:val="18"/>
+              </w:rPr>
+              <w:t>versionCode</w:t>
+            </w:r>
+            <w:r>
+              <w:rPr>
+                <w:sz w:val="18"/>
+              </w:rPr>
+              <w:t xml:space="preserve"> 5 (read back with </w:t>
+            </w:r>
+            <w:r>
+              <w:rPr>
+                <w:rFonts w:ascii="Consolas" w:hAnsi="Consolas"/>
+                <w:color w:val="1F2328"/>
+                <w:sz w:val="18"/>
+              </w:rPr>
+              <w:t>aapt2 dump badging</w:t>
+            </w:r>
+            <w:r>
+              <w:rPr>
+                <w:sz w:val="18"/>
+              </w:rPr>
+              <w:t>)</w:t>
+            </w:r>
+          </w:p>
+        </w:tc>
+      </w:tr>
+      <w:tr>
+        <w:tc>
+          <w:tcPr>
+            <w:tcW w:type="dxa" w:w="4320"/>
+          </w:tcPr>
+          <w:p>
+            <w:r>
+              <w:rPr>
+                <w:sz w:val="18"/>
+              </w:rPr>
+            </w:r>
+            <w:r>
+              <w:rPr>
+                <w:sz w:val="18"/>
+              </w:rPr>
+              <w:t>CI</w:t>
+            </w:r>
+          </w:p>
+        </w:tc>
+        <w:tc>
+          <w:tcPr>
+            <w:tcW w:type="dxa" w:w="4320"/>
+          </w:tcPr>
+          <w:p>
+            <w:r>
+              <w:rPr>
+                <w:sz w:val="18"/>
+              </w:rPr>
+            </w:r>
+            <w:r>
+              <w:rPr>
+                <w:sz w:val="18"/>
+              </w:rPr>
+              <w:t>four PRs, each with both jobs green before merge</w:t>
+            </w:r>
+          </w:p>
+        </w:tc>
+      </w:tr>
+      <w:tr>
+        <w:tc>
+          <w:tcPr>
+            <w:tcW w:type="dxa" w:w="4320"/>
+          </w:tcPr>
+          <w:p>
+            <w:r>
+              <w:rPr>
+                <w:sz w:val="18"/>
+              </w:rPr>
+            </w:r>
+            <w:r>
+              <w:rPr>
+                <w:sz w:val="18"/>
+              </w:rPr>
+              <w:t>watchOS contract checks</w:t>
+            </w:r>
+          </w:p>
+        </w:tc>
+        <w:tc>
+          <w:tcPr>
+            <w:tcW w:type="dxa" w:w="4320"/>
+          </w:tcPr>
+          <w:p>
+            <w:r>
+              <w:rPr>
+                <w:sz w:val="18"/>
+              </w:rPr>
+            </w:r>
+            <w:r>
+              <w:rPr>
+                <w:sz w:val="18"/>
+              </w:rPr>
+              <w:t>all nine assertions pass against the generated project</w:t>
+            </w:r>
+          </w:p>
+        </w:tc>
+      </w:tr>
+    </w:tbl>
+    <w:p/>
+    <w:p>
+      <w:pPr>
+        <w:pStyle w:val="Heading2"/>
+      </w:pPr>
+      <w:r>
+        <w:t>13.5 Limits, restated</w:t>
+      </w:r>
+    </w:p>
+    <w:p>
+      <w:r>
+        <w:t>Unchanged from §12.5 and worth repeating because none of it was addressed by this work:</w:t>
+      </w:r>
+    </w:p>
+    <w:p>
+      <w:r>
+        <w:rPr>
+          <w:b/>
+        </w:rPr>
+        <w:t>no physical device</w:t>
+      </w:r>
+      <w:r>
+        <w:t>, no rendered UI, and no signed or installed watch app. The 84 tests</w:t>
+      </w:r>
+    </w:p>
+    <w:p>
+      <w:r>
+        <w:t>are still JVM/Robolectric tests. Everything about real radios, real Health Connect, and a</w:t>
+      </w:r>
+    </w:p>
+    <w:p>
+      <w:r>
+        <w:t>real Apple Watch posting over a real hotspot remains unverified.</w:t>
       </w:r>
     </w:p>
     <w:sectPr>

--- a/docs/AW9_PIXEL_BRIDGE_ENGAGEMENT_REPORT.docx
+++ b/docs/AW9_PIXEL_BRIDGE_ENGAGEMENT_REPORT.docx
@@ -1417,6 +1417,116 @@
                 <w:sz w:val="18"/>
               </w:rPr>
               <w:t>58</w:t>
+            </w:r>
+          </w:p>
+        </w:tc>
+        <w:tc>
+          <w:tcPr>
+            <w:tcW w:type="dxa" w:w="1440"/>
+          </w:tcPr>
+          <w:p>
+            <w:r>
+              <w:rPr>
+                <w:sz w:val="18"/>
+              </w:rPr>
+            </w:r>
+            <w:r>
+              <w:rPr>
+                <w:sz w:val="18"/>
+              </w:rPr>
+              <w:t>0 errors / 14 warnings</w:t>
+            </w:r>
+          </w:p>
+        </w:tc>
+      </w:tr>
+      <w:tr>
+        <w:tc>
+          <w:tcPr>
+            <w:tcW w:type="dxa" w:w="1440"/>
+          </w:tcPr>
+          <w:p>
+            <w:r>
+              <w:rPr>
+                <w:sz w:val="18"/>
+              </w:rPr>
+            </w:r>
+            <w:r>
+              <w:rPr>
+                <w:sz w:val="18"/>
+              </w:rPr>
+              <w:t>v1.2.0</w:t>
+            </w:r>
+          </w:p>
+        </w:tc>
+        <w:tc>
+          <w:tcPr>
+            <w:tcW w:type="dxa" w:w="1440"/>
+          </w:tcPr>
+          <w:p>
+            <w:r>
+              <w:rPr>
+                <w:sz w:val="18"/>
+              </w:rPr>
+            </w:r>
+            <w:r>
+              <w:rPr>
+                <w:sz w:val="18"/>
+              </w:rPr>
+              <w:t>Four hardening PRs, PRs opened and CI-verified before merge</w:t>
+            </w:r>
+          </w:p>
+        </w:tc>
+        <w:tc>
+          <w:tcPr>
+            <w:tcW w:type="dxa" w:w="1440"/>
+          </w:tcPr>
+          <w:p>
+            <w:r>
+              <w:rPr>
+                <w:sz w:val="18"/>
+              </w:rPr>
+            </w:r>
+            <w:r>
+              <w:rPr>
+                <w:sz w:val="18"/>
+              </w:rPr>
+              <w:t>44</w:t>
+            </w:r>
+          </w:p>
+        </w:tc>
+        <w:tc>
+          <w:tcPr>
+            <w:tcW w:type="dxa" w:w="1440"/>
+          </w:tcPr>
+          <w:p>
+            <w:r>
+              <w:rPr>
+                <w:sz w:val="18"/>
+              </w:rPr>
+            </w:r>
+            <w:r>
+              <w:rPr>
+                <w:sz w:val="18"/>
+              </w:rPr>
+              <w:t>1,056,310</w:t>
+            </w:r>
+          </w:p>
+        </w:tc>
+        <w:tc>
+          <w:tcPr>
+            <w:tcW w:type="dxa" w:w="1440"/>
+          </w:tcPr>
+          <w:p>
+            <w:r>
+              <w:rPr>
+                <w:sz w:val="18"/>
+              </w:rPr>
+            </w:r>
+            <w:r>
+              <w:rPr>
+                <w:sz w:val="18"/>
+              </w:rPr>
+              <w:t>84</w:t>
             </w:r>
           </w:p>
         </w:tc>

--- a/docs/AW9_PIXEL_BRIDGE_ENGAGEMENT_REPORT.docx
+++ b/docs/AW9_PIXEL_BRIDGE_ENGAGEMENT_REPORT.docx
@@ -1545,6 +1545,116 @@
                 <w:sz w:val="18"/>
               </w:rPr>
               <w:t>0 errors / 14 warnings</w:t>
+            </w:r>
+          </w:p>
+        </w:tc>
+      </w:tr>
+      <w:tr>
+        <w:tc>
+          <w:tcPr>
+            <w:tcW w:type="dxa" w:w="1440"/>
+          </w:tcPr>
+          <w:p>
+            <w:r>
+              <w:rPr>
+                <w:sz w:val="18"/>
+              </w:rPr>
+            </w:r>
+            <w:r>
+              <w:rPr>
+                <w:sz w:val="18"/>
+              </w:rPr>
+              <w:t>v1.2.1</w:t>
+            </w:r>
+          </w:p>
+        </w:tc>
+        <w:tc>
+          <w:tcPr>
+            <w:tcW w:type="dxa" w:w="1440"/>
+          </w:tcPr>
+          <w:p>
+            <w:r>
+              <w:rPr>
+                <w:sz w:val="18"/>
+              </w:rPr>
+            </w:r>
+            <w:r>
+              <w:rPr>
+                <w:sz w:val="18"/>
+              </w:rPr>
+              <w:t>Audit remediation: 45 findings from three independent audits</w:t>
+            </w:r>
+          </w:p>
+        </w:tc>
+        <w:tc>
+          <w:tcPr>
+            <w:tcW w:type="dxa" w:w="1440"/>
+          </w:tcPr>
+          <w:p>
+            <w:r>
+              <w:rPr>
+                <w:sz w:val="18"/>
+              </w:rPr>
+            </w:r>
+            <w:r>
+              <w:rPr>
+                <w:sz w:val="18"/>
+              </w:rPr>
+              <w:t>48</w:t>
+            </w:r>
+          </w:p>
+        </w:tc>
+        <w:tc>
+          <w:tcPr>
+            <w:tcW w:type="dxa" w:w="1440"/>
+          </w:tcPr>
+          <w:p>
+            <w:r>
+              <w:rPr>
+                <w:sz w:val="18"/>
+              </w:rPr>
+            </w:r>
+            <w:r>
+              <w:rPr>
+                <w:sz w:val="18"/>
+              </w:rPr>
+              <w:t>1,149,337</w:t>
+            </w:r>
+          </w:p>
+        </w:tc>
+        <w:tc>
+          <w:tcPr>
+            <w:tcW w:type="dxa" w:w="1440"/>
+          </w:tcPr>
+          <w:p>
+            <w:r>
+              <w:rPr>
+                <w:sz w:val="18"/>
+              </w:rPr>
+            </w:r>
+            <w:r>
+              <w:rPr>
+                <w:sz w:val="18"/>
+              </w:rPr>
+              <w:t>113</w:t>
+            </w:r>
+          </w:p>
+        </w:tc>
+        <w:tc>
+          <w:tcPr>
+            <w:tcW w:type="dxa" w:w="1440"/>
+          </w:tcPr>
+          <w:p>
+            <w:r>
+              <w:rPr>
+                <w:sz w:val="18"/>
+              </w:rPr>
+            </w:r>
+            <w:r>
+              <w:rPr>
+                <w:sz w:val="18"/>
+              </w:rPr>
+              <w:t>0 errors / 13 warnings</w:t>
             </w:r>
           </w:p>
         </w:tc>
@@ -15369,6 +15479,1786 @@
     <w:p>
       <w:r>
         <w:t>real Apple Watch posting over a real hotspot remains unverified.</w:t>
+      </w:r>
+    </w:p>
+    <w:p>
+      <w:pPr>
+        <w:jc w:val="center"/>
+      </w:pPr>
+      <w:r>
+        <w:rPr>
+          <w:color w:val="888888"/>
+          <w:sz w:val="18"/>
+        </w:rPr>
+        <w:t>• • •</w:t>
+      </w:r>
+    </w:p>
+    <w:p>
+      <w:pPr>
+        <w:pStyle w:val="Heading1"/>
+      </w:pPr>
+      <w:r>
+        <w:t>14. `v1.2.1` — the audit round</w:t>
+      </w:r>
+    </w:p>
+    <w:p>
+      <w:pPr>
+        <w:pStyle w:val="Heading2"/>
+      </w:pPr>
+      <w:r>
+        <w:t>14.1 Method</w:t>
+      </w:r>
+    </w:p>
+    <w:p>
+      <w:r>
+        <w:t>Previous rounds relied on my own reading plus CI. For this round I deliberately did not:</w:t>
+      </w:r>
+    </w:p>
+    <w:p>
+      <w:r>
+        <w:rPr>
+          <w:b/>
+        </w:rPr>
+        <w:t>three independent adversarial read-only audits</w:t>
+      </w:r>
+      <w:r>
+        <w:t xml:space="preserve"> were commissioned, each with a</w:t>
+      </w:r>
+    </w:p>
+    <w:p>
+      <w:r>
+        <w:t>disjoint scope and an explicit instruction to build a concrete trigger for every finding</w:t>
+      </w:r>
+    </w:p>
+    <w:p>
+      <w:r>
+        <w:t>or drop it.</w:t>
+      </w:r>
+    </w:p>
+    <w:tbl>
+      <w:tblPr>
+        <w:tblStyle w:val="TableGrid"/>
+        <w:tblW w:type="auto" w:w="0"/>
+        <w:tblLook w:firstColumn="1" w:firstRow="1" w:lastColumn="0" w:lastRow="0" w:noHBand="0" w:noVBand="1" w:val="04A0"/>
+      </w:tblPr>
+      <w:tblGrid>
+        <w:gridCol w:w="4320"/>
+        <w:gridCol w:w="4320"/>
+      </w:tblGrid>
+      <w:tr>
+        <w:tc>
+          <w:tcPr>
+            <w:tcW w:type="dxa" w:w="4320"/>
+          </w:tcPr>
+          <w:p>
+            <w:r>
+              <w:rPr>
+                <w:b/>
+                <w:sz w:val="18"/>
+              </w:rPr>
+            </w:r>
+            <w:r>
+              <w:rPr>
+                <w:b/>
+                <w:sz w:val="18"/>
+              </w:rPr>
+              <w:t>Auditor</w:t>
+            </w:r>
+          </w:p>
+        </w:tc>
+        <w:tc>
+          <w:tcPr>
+            <w:tcW w:type="dxa" w:w="4320"/>
+          </w:tcPr>
+          <w:p>
+            <w:r>
+              <w:rPr>
+                <w:b/>
+                <w:sz w:val="18"/>
+              </w:rPr>
+            </w:r>
+            <w:r>
+              <w:rPr>
+                <w:b/>
+                <w:sz w:val="18"/>
+              </w:rPr>
+              <w:t>Scope</w:t>
+            </w:r>
+          </w:p>
+        </w:tc>
+      </w:tr>
+      <w:tr>
+        <w:tc>
+          <w:tcPr>
+            <w:tcW w:type="dxa" w:w="4320"/>
+          </w:tcPr>
+          <w:p>
+            <w:r>
+              <w:rPr>
+                <w:sz w:val="18"/>
+              </w:rPr>
+            </w:r>
+            <w:r>
+              <w:rPr>
+                <w:sz w:val="18"/>
+              </w:rPr>
+              <w:t>A</w:t>
+            </w:r>
+          </w:p>
+        </w:tc>
+        <w:tc>
+          <w:tcPr>
+            <w:tcW w:type="dxa" w:w="4320"/>
+          </w:tcPr>
+          <w:p>
+            <w:r>
+              <w:rPr>
+                <w:sz w:val="18"/>
+              </w:rPr>
+            </w:r>
+            <w:r>
+              <w:rPr>
+                <w:sz w:val="18"/>
+              </w:rPr>
+              <w:t>Android runtime: service, policy, activity, BLE parser, control dispatcher, manifest</w:t>
+            </w:r>
+          </w:p>
+        </w:tc>
+      </w:tr>
+      <w:tr>
+        <w:tc>
+          <w:tcPr>
+            <w:tcW w:type="dxa" w:w="4320"/>
+          </w:tcPr>
+          <w:p>
+            <w:r>
+              <w:rPr>
+                <w:sz w:val="18"/>
+              </w:rPr>
+            </w:r>
+            <w:r>
+              <w:rPr>
+                <w:sz w:val="18"/>
+              </w:rPr>
+              <w:t>B</w:t>
+            </w:r>
+          </w:p>
+        </w:tc>
+        <w:tc>
+          <w:tcPr>
+            <w:tcW w:type="dxa" w:w="4320"/>
+          </w:tcPr>
+          <w:p>
+            <w:r>
+              <w:rPr>
+                <w:sz w:val="18"/>
+              </w:rPr>
+            </w:r>
+            <w:r>
+              <w:rPr>
+                <w:sz w:val="18"/>
+              </w:rPr>
+              <w:t xml:space="preserve">Health-data layer: </w:t>
+            </w:r>
+            <w:r>
+              <w:rPr>
+                <w:rFonts w:ascii="Consolas" w:hAnsi="Consolas"/>
+                <w:color w:val="1F2328"/>
+                <w:sz w:val="18"/>
+              </w:rPr>
+              <w:t>HealthConnectManager</w:t>
+            </w:r>
+            <w:r>
+              <w:rPr>
+                <w:sz w:val="18"/>
+              </w:rPr>
+              <w:t>, XML importer, webhook parser, build config</w:t>
+            </w:r>
+          </w:p>
+        </w:tc>
+      </w:tr>
+      <w:tr>
+        <w:tc>
+          <w:tcPr>
+            <w:tcW w:type="dxa" w:w="4320"/>
+          </w:tcPr>
+          <w:p>
+            <w:r>
+              <w:rPr>
+                <w:sz w:val="18"/>
+              </w:rPr>
+            </w:r>
+            <w:r>
+              <w:rPr>
+                <w:sz w:val="18"/>
+              </w:rPr>
+              <w:t>C</w:t>
+            </w:r>
+          </w:p>
+        </w:tc>
+        <w:tc>
+          <w:tcPr>
+            <w:tcW w:type="dxa" w:w="4320"/>
+          </w:tcPr>
+          <w:p>
+            <w:r>
+              <w:rPr>
+                <w:sz w:val="18"/>
+              </w:rPr>
+            </w:r>
+            <w:r>
+              <w:rPr>
+                <w:sz w:val="18"/>
+              </w:rPr>
+              <w:t xml:space="preserve">watchOS: Swift, XcodeGen spec, </w:t>
+            </w:r>
+            <w:r>
+              <w:rPr>
+                <w:rFonts w:ascii="Consolas" w:hAnsi="Consolas"/>
+                <w:color w:val="1F2328"/>
+                <w:sz w:val="18"/>
+              </w:rPr>
+              <w:t>Info.plist</w:t>
+            </w:r>
+            <w:r>
+              <w:rPr>
+                <w:sz w:val="18"/>
+              </w:rPr>
+              <w:t>, CI workflow</w:t>
+            </w:r>
+          </w:p>
+        </w:tc>
+      </w:tr>
+    </w:tbl>
+    <w:p/>
+    <w:p>
+      <w:r>
+        <w:t xml:space="preserve">They produced </w:t>
+      </w:r>
+      <w:r>
+        <w:rPr>
+          <w:b/>
+        </w:rPr>
+        <w:t>45 findings</w:t>
+      </w:r>
+      <w:r>
+        <w:t xml:space="preserve">. Crucially, they </w:t>
+      </w:r>
+      <w:r>
+        <w:rPr>
+          <w:b/>
+        </w:rPr>
+        <w:t>converged independently</w:t>
+      </w:r>
+      <w:r>
+        <w:t>: the step</w:t>
+      </w:r>
+    </w:p>
+    <w:p>
+      <w:r>
+        <w:t>record-id collision was found by A and B separately; the SDNN/RMSSD mislabelling by A, B</w:t>
+      </w:r>
+    </w:p>
+    <w:p>
+      <w:r>
+        <w:t>and C. Independent agreement on the same defect is much stronger evidence than a single</w:t>
+      </w:r>
+    </w:p>
+    <w:p>
+      <w:r>
+        <w:t>reviewer's opinion, so those were treated as established fact and fixed first.</w:t>
+      </w:r>
+    </w:p>
+    <w:p>
+      <w:r>
+        <w:t>This is the fifth consecutive round in which the highest-value work came from something</w:t>
+      </w:r>
+    </w:p>
+    <w:p>
+      <w:r>
+        <w:t>*other* than reading the code: a real compiler (§3), a real CI runner (§12.4), and now</w:t>
+      </w:r>
+    </w:p>
+    <w:p>
+      <w:r>
+        <w:t>adversarial readers who were told to attack it.</w:t>
+      </w:r>
+    </w:p>
+    <w:p>
+      <w:pPr>
+        <w:pStyle w:val="Heading2"/>
+      </w:pPr>
+      <w:r>
+        <w:t>14.2 The two most serious defects were both silent</w:t>
+      </w:r>
+    </w:p>
+    <w:p>
+      <w:r>
+        <w:t>Neither crashed, neither failed a test, and both had been shipped for three releases.</w:t>
+      </w:r>
+    </w:p>
+    <w:p>
+      <w:pPr>
+        <w:pStyle w:val="ListNumber"/>
+      </w:pPr>
+      <w:r>
+        <w:rPr>
+          <w:b/>
+        </w:rPr>
+        <w:t>A fabricated 30 bpm heart-rate record.</w:t>
+      </w:r>
+      <w:r>
+        <w:t xml:space="preserve"> </w:t>
+      </w:r>
+      <w:r>
+        <w:rPr>
+          <w:rFonts w:ascii="Consolas" w:hAnsi="Consolas"/>
+          <w:color w:val="1F2328"/>
+          <w:sz w:val="18"/>
+        </w:rPr>
+        <w:t>valueStr.toDoubleOrNull() ?: 0.0</w:t>
+      </w:r>
+    </w:p>
+    <w:p>
+      <w:r>
+        <w:t xml:space="preserve">followed by </w:t>
+      </w:r>
+      <w:r>
+        <w:rPr>
+          <w:rFonts w:ascii="Consolas" w:hAnsi="Consolas"/>
+          <w:color w:val="1F2328"/>
+          <w:sz w:val="18"/>
+        </w:rPr>
+        <w:t>coerceIn(30L, 240L)</w:t>
+      </w:r>
+      <w:r>
+        <w:t xml:space="preserve"> meant a </w:t>
+      </w:r>
+      <w:r>
+        <w:rPr>
+          <w:rFonts w:ascii="Consolas" w:hAnsi="Consolas"/>
+          <w:color w:val="1F2328"/>
+          <w:sz w:val="18"/>
+        </w:rPr>
+        <w:t>&lt;Record&gt;</w:t>
+      </w:r>
+      <w:r>
+        <w:t xml:space="preserve"> with a *missing* or</w:t>
+      </w:r>
+    </w:p>
+    <w:p>
+      <w:r>
+        <w:t xml:space="preserve">non-numeric </w:t>
+      </w:r>
+      <w:r>
+        <w:rPr>
+          <w:rFonts w:ascii="Consolas" w:hAnsi="Consolas"/>
+          <w:color w:val="1F2328"/>
+          <w:sz w:val="18"/>
+        </w:rPr>
+        <w:t>value</w:t>
+      </w:r>
+      <w:r>
+        <w:t xml:space="preserve"> attribute was written to Health Connect as a </w:t>
+      </w:r>
+      <w:r>
+        <w:rPr>
+          <w:b/>
+        </w:rPr>
+        <w:t>30 bpm reading</w:t>
+      </w:r>
+      <w:r>
+        <w:t>,</w:t>
+      </w:r>
+    </w:p>
+    <w:p>
+      <w:r>
+        <w:t>and a genuine out-of-range artefact (15 or 290 bpm) was silently rewritten into a</w:t>
+      </w:r>
+    </w:p>
+    <w:p>
+      <w:r>
+        <w:t xml:space="preserve">plausible one. This is the same class of defect as the hardcoded </w:t>
+      </w:r>
+      <w:r>
+        <w:rPr>
+          <w:rFonts w:ascii="Consolas" w:hAnsi="Consolas"/>
+          <w:color w:val="1F2328"/>
+          <w:sz w:val="18"/>
+        </w:rPr>
+        <w:t>spo2 = 98.0</w:t>
+      </w:r>
+      <w:r>
+        <w:t xml:space="preserve"> fixed</w:t>
+      </w:r>
+    </w:p>
+    <w:p>
+      <w:r>
+        <w:t>in v1.0.1 — in a code path that had never been audited. Missing, unparseable and</w:t>
+      </w:r>
+    </w:p>
+    <w:p>
+      <w:r>
+        <w:t xml:space="preserve">out-of-range values are now </w:t>
+      </w:r>
+      <w:r>
+        <w:rPr>
+          <w:b/>
+        </w:rPr>
+        <w:t>skipped</w:t>
+      </w:r>
+      <w:r>
+        <w:t>; the importer no longer substitutes values at</w:t>
+      </w:r>
+    </w:p>
+    <w:p>
+      <w:r>
+        <w:t>all.</w:t>
+      </w:r>
+    </w:p>
+    <w:p>
+      <w:pPr>
+        <w:pStyle w:val="ListNumber"/>
+      </w:pPr>
+      <w:r>
+        <w:rPr>
+          <w:b/>
+        </w:rPr>
+        <w:t>A 2 GB allocation driven by one request header.</w:t>
+      </w:r>
+      <w:r>
+        <w:t xml:space="preserve"> The request body buffer was sized</w:t>
+      </w:r>
+    </w:p>
+    <w:p>
+      <w:r>
+        <w:t xml:space="preserve">from the client-supplied </w:t>
+      </w:r>
+      <w:r>
+        <w:rPr>
+          <w:rFonts w:ascii="Consolas" w:hAnsi="Consolas"/>
+          <w:color w:val="1F2328"/>
+          <w:sz w:val="18"/>
+        </w:rPr>
+        <w:t>Content-Length</w:t>
+      </w:r>
+      <w:r>
+        <w:t xml:space="preserve"> *before any body byte was read*, so</w:t>
+      </w:r>
+    </w:p>
+    <w:p>
+      <w:r>
+        <w:rPr>
+          <w:rFonts w:ascii="Consolas" w:hAnsi="Consolas"/>
+          <w:color w:val="1F2328"/>
+          <w:sz w:val="18"/>
+        </w:rPr>
+        <w:t>Content-Length: 2000000000</w:t>
+      </w:r>
+      <w:r>
+        <w:t xml:space="preserve"> allocated ~4 GB and killed the process — and</w:t>
+      </w:r>
+    </w:p>
+    <w:p>
+      <w:r>
+        <w:rPr>
+          <w:rFonts w:ascii="Consolas" w:hAnsi="Consolas"/>
+          <w:color w:val="1F2328"/>
+          <w:sz w:val="18"/>
+        </w:rPr>
+        <w:t>OutOfMemoryError</w:t>
+      </w:r>
+      <w:r>
+        <w:t xml:space="preserve"> is an </w:t>
+      </w:r>
+      <w:r>
+        <w:rPr>
+          <w:rFonts w:ascii="Consolas" w:hAnsi="Consolas"/>
+          <w:color w:val="1F2328"/>
+          <w:sz w:val="18"/>
+        </w:rPr>
+        <w:t>Error</w:t>
+      </w:r>
+      <w:r>
+        <w:t xml:space="preserve">, so the handler's </w:t>
+      </w:r>
+      <w:r>
+        <w:rPr>
+          <w:rFonts w:ascii="Consolas" w:hAnsi="Consolas"/>
+          <w:color w:val="1F2328"/>
+          <w:sz w:val="18"/>
+        </w:rPr>
+        <w:t>catch (e: Exception)</w:t>
+      </w:r>
+      <w:r>
+        <w:t xml:space="preserve"> never saw</w:t>
+      </w:r>
+    </w:p>
+    <w:p>
+      <w:r>
+        <w:t>it, and the service restarted to be attacked again. Bodies are now capped at 256 KiB</w:t>
+      </w:r>
+    </w:p>
+    <w:p>
+      <w:r>
+        <w:t xml:space="preserve">and refused with </w:t>
+      </w:r>
+      <w:r>
+        <w:rPr>
+          <w:rFonts w:ascii="Consolas" w:hAnsi="Consolas"/>
+          <w:color w:val="1F2328"/>
+          <w:sz w:val="18"/>
+        </w:rPr>
+        <w:t>413</w:t>
+      </w:r>
+      <w:r>
+        <w:t xml:space="preserve"> before allocation; header blocks are bounded and refused</w:t>
+      </w:r>
+    </w:p>
+    <w:p>
+      <w:r>
+        <w:t xml:space="preserve">with </w:t>
+      </w:r>
+      <w:r>
+        <w:rPr>
+          <w:rFonts w:ascii="Consolas" w:hAnsi="Consolas"/>
+          <w:color w:val="1F2328"/>
+          <w:sz w:val="18"/>
+        </w:rPr>
+        <w:t>431</w:t>
+      </w:r>
+      <w:r>
+        <w:t>.</w:t>
+      </w:r>
+    </w:p>
+    <w:p>
+      <w:pPr>
+        <w:pStyle w:val="Heading2"/>
+      </w:pPr>
+      <w:r>
+        <w:t>14.3 Data loss</w:t>
+      </w:r>
+    </w:p>
+    <w:tbl>
+      <w:tblPr>
+        <w:tblStyle w:val="TableGrid"/>
+        <w:tblW w:type="auto" w:w="0"/>
+        <w:tblLook w:firstColumn="1" w:firstRow="1" w:lastColumn="0" w:lastRow="0" w:noHBand="0" w:noVBand="1" w:val="04A0"/>
+      </w:tblPr>
+      <w:tblGrid>
+        <w:gridCol w:w="4320"/>
+        <w:gridCol w:w="4320"/>
+      </w:tblGrid>
+      <w:tr>
+        <w:tc>
+          <w:tcPr>
+            <w:tcW w:type="dxa" w:w="4320"/>
+          </w:tcPr>
+          <w:p>
+            <w:r>
+              <w:rPr>
+                <w:b/>
+                <w:sz w:val="18"/>
+              </w:rPr>
+            </w:r>
+            <w:r>
+              <w:rPr>
+                <w:b/>
+                <w:sz w:val="18"/>
+              </w:rPr>
+              <w:t>Defect</w:t>
+            </w:r>
+          </w:p>
+        </w:tc>
+        <w:tc>
+          <w:tcPr>
+            <w:tcW w:type="dxa" w:w="4320"/>
+          </w:tcPr>
+          <w:p>
+            <w:r>
+              <w:rPr>
+                <w:b/>
+                <w:sz w:val="18"/>
+              </w:rPr>
+            </w:r>
+            <w:r>
+              <w:rPr>
+                <w:b/>
+                <w:sz w:val="18"/>
+              </w:rPr>
+              <w:t>Effect</w:t>
+            </w:r>
+          </w:p>
+        </w:tc>
+      </w:tr>
+      <w:tr>
+        <w:tc>
+          <w:tcPr>
+            <w:tcW w:type="dxa" w:w="4320"/>
+          </w:tcPr>
+          <w:p>
+            <w:r>
+              <w:rPr>
+                <w:sz w:val="18"/>
+              </w:rPr>
+            </w:r>
+            <w:r>
+              <w:rPr>
+                <w:sz w:val="18"/>
+              </w:rPr>
+              <w:t xml:space="preserve">Step deltas shared one hour-stable </w:t>
+            </w:r>
+            <w:r>
+              <w:rPr>
+                <w:rFonts w:ascii="Consolas" w:hAnsi="Consolas"/>
+                <w:color w:val="1F2328"/>
+                <w:sz w:val="18"/>
+              </w:rPr>
+              <w:t>clientRecordId</w:t>
+            </w:r>
+            <w:r>
+              <w:rPr>
+                <w:sz w:val="18"/>
+              </w:rPr>
+              <w:t xml:space="preserve"> with </w:t>
+            </w:r>
+            <w:r>
+              <w:rPr>
+                <w:rFonts w:ascii="Consolas" w:hAnsi="Consolas"/>
+                <w:color w:val="1F2328"/>
+                <w:sz w:val="18"/>
+              </w:rPr>
+              <w:t>clientRecordVersion = 0</w:t>
+            </w:r>
+          </w:p>
+        </w:tc>
+        <w:tc>
+          <w:tcPr>
+            <w:tcW w:type="dxa" w:w="4320"/>
+          </w:tcPr>
+          <w:p>
+            <w:r>
+              <w:rPr>
+                <w:sz w:val="18"/>
+              </w:rPr>
+            </w:r>
+            <w:r>
+              <w:rPr>
+                <w:sz w:val="18"/>
+              </w:rPr>
+              <w:t xml:space="preserve">Health Connect upserts by that id, so </w:t>
+            </w:r>
+            <w:r>
+              <w:rPr>
+                <w:b/>
+                <w:sz w:val="18"/>
+              </w:rPr>
+              <w:t>every delta in an hour overwrote the previous one</w:t>
+            </w:r>
+            <w:r>
+              <w:rPr>
+                <w:sz w:val="18"/>
+              </w:rPr>
+              <w:t xml:space="preserve"> — an hour could never accumulate its steps</w:t>
+            </w:r>
+          </w:p>
+        </w:tc>
+      </w:tr>
+      <w:tr>
+        <w:tc>
+          <w:tcPr>
+            <w:tcW w:type="dxa" w:w="4320"/>
+          </w:tcPr>
+          <w:p>
+            <w:r>
+              <w:rPr>
+                <w:sz w:val="18"/>
+              </w:rPr>
+            </w:r>
+            <w:r>
+              <w:rPr>
+                <w:sz w:val="18"/>
+              </w:rPr>
+              <w:t>The watch sent a *per-workout* step count to a phone that treats steps as a monotonic daily counter</w:t>
+            </w:r>
+          </w:p>
+        </w:tc>
+        <w:tc>
+          <w:tcPr>
+            <w:tcW w:type="dxa" w:w="4320"/>
+          </w:tcPr>
+          <w:p>
+            <w:r>
+              <w:rPr>
+                <w:sz w:val="18"/>
+              </w:rPr>
+            </w:r>
+            <w:r>
+              <w:rPr>
+                <w:sz w:val="18"/>
+              </w:rPr>
+              <w:t>Every step after a workout restart was discarded until the new session passed the old total</w:t>
+            </w:r>
+          </w:p>
+        </w:tc>
+      </w:tr>
+      <w:tr>
+        <w:tc>
+          <w:tcPr>
+            <w:tcW w:type="dxa" w:w="4320"/>
+          </w:tcPr>
+          <w:p>
+            <w:r>
+              <w:rPr>
+                <w:sz w:val="18"/>
+              </w:rPr>
+            </w:r>
+            <w:r>
+              <w:rPr>
+                <w:sz w:val="18"/>
+              </w:rPr>
+              <w:t xml:space="preserve">The in-memory step baseline was only re-established in </w:t>
+            </w:r>
+            <w:r>
+              <w:rPr>
+                <w:rFonts w:ascii="Consolas" w:hAnsi="Consolas"/>
+                <w:color w:val="1F2328"/>
+                <w:sz w:val="18"/>
+              </w:rPr>
+              <w:t>onCreate</w:t>
+            </w:r>
+          </w:p>
+        </w:tc>
+        <w:tc>
+          <w:tcPr>
+            <w:tcW w:type="dxa" w:w="4320"/>
+          </w:tcPr>
+          <w:p>
+            <w:r>
+              <w:rPr>
+                <w:sz w:val="18"/>
+              </w:rPr>
+            </w:r>
+            <w:r>
+              <w:rPr>
+                <w:sz w:val="18"/>
+              </w:rPr>
+              <w:t xml:space="preserve">A service running overnight kept yesterday's baseline and </w:t>
+            </w:r>
+            <w:r>
+              <w:rPr>
+                <w:b/>
+                <w:sz w:val="18"/>
+              </w:rPr>
+              <w:t>swallowed the new day's steps</w:t>
+            </w:r>
+            <w:r>
+              <w:rPr>
+                <w:sz w:val="18"/>
+              </w:rPr>
+              <w:t>, often until the afternoon</w:t>
+            </w:r>
+          </w:p>
+        </w:tc>
+      </w:tr>
+      <w:tr>
+        <w:tc>
+          <w:tcPr>
+            <w:tcW w:type="dxa" w:w="4320"/>
+          </w:tcPr>
+          <w:p>
+            <w:r>
+              <w:rPr>
+                <w:sz w:val="18"/>
+              </w:rPr>
+            </w:r>
+            <w:r>
+              <w:rPr>
+                <w:rFonts w:ascii="Consolas" w:hAnsi="Consolas"/>
+                <w:color w:val="1F2328"/>
+                <w:sz w:val="18"/>
+              </w:rPr>
+              <w:t>Health Auto Export</w:t>
+            </w:r>
+            <w:r>
+              <w:rPr>
+                <w:sz w:val="18"/>
+              </w:rPr>
+              <w:t xml:space="preserve"> </w:t>
+            </w:r>
+            <w:r>
+              <w:rPr>
+                <w:rFonts w:ascii="Consolas" w:hAnsi="Consolas"/>
+                <w:color w:val="1F2328"/>
+                <w:sz w:val="18"/>
+              </w:rPr>
+              <w:t>sleep_analysis</w:t>
+            </w:r>
+            <w:r>
+              <w:rPr>
+                <w:sz w:val="18"/>
+              </w:rPr>
+              <w:t xml:space="preserve"> durations are </w:t>
+            </w:r>
+            <w:r>
+              <w:rPr>
+                <w:b/>
+                <w:sz w:val="18"/>
+              </w:rPr>
+              <w:t>hours</w:t>
+            </w:r>
+            <w:r>
+              <w:rPr>
+                <w:sz w:val="18"/>
+              </w:rPr>
+              <w:t>; they were read as minutes</w:t>
+            </w:r>
+          </w:p>
+        </w:tc>
+        <w:tc>
+          <w:tcPr>
+            <w:tcW w:type="dxa" w:w="4320"/>
+          </w:tcPr>
+          <w:p>
+            <w:r>
+              <w:rPr>
+                <w:sz w:val="18"/>
+              </w:rPr>
+            </w:r>
+            <w:r>
+              <w:rPr>
+                <w:sz w:val="18"/>
+              </w:rPr>
+              <w:t xml:space="preserve">A 7.5-hour night was written as a </w:t>
+            </w:r>
+            <w:r>
+              <w:rPr>
+                <w:b/>
+                <w:sz w:val="18"/>
+              </w:rPr>
+              <w:t>7-minute</w:t>
+            </w:r>
+            <w:r>
+              <w:rPr>
+                <w:sz w:val="18"/>
+              </w:rPr>
+              <w:t xml:space="preserve"> sleep session</w:t>
+            </w:r>
+          </w:p>
+        </w:tc>
+      </w:tr>
+      <w:tr>
+        <w:tc>
+          <w:tcPr>
+            <w:tcW w:type="dxa" w:w="4320"/>
+          </w:tcPr>
+          <w:p>
+            <w:r>
+              <w:rPr>
+                <w:sz w:val="18"/>
+              </w:rPr>
+            </w:r>
+            <w:r>
+              <w:rPr>
+                <w:sz w:val="18"/>
+              </w:rPr>
+              <w:t>The HR sample buffer was drained *before* the flush</w:t>
+            </w:r>
+          </w:p>
+        </w:tc>
+        <w:tc>
+          <w:tcPr>
+            <w:tcW w:type="dxa" w:w="4320"/>
+          </w:tcPr>
+          <w:p>
+            <w:r>
+              <w:rPr>
+                <w:sz w:val="18"/>
+              </w:rPr>
+            </w:r>
+            <w:r>
+              <w:rPr>
+                <w:sz w:val="18"/>
+              </w:rPr>
+              <w:t>When Health Connect was unavailable (</w:t>
+            </w:r>
+            <w:r>
+              <w:rPr>
+                <w:rFonts w:ascii="Consolas" w:hAnsi="Consolas"/>
+                <w:color w:val="1F2328"/>
+                <w:sz w:val="18"/>
+              </w:rPr>
+              <w:t>client == null</w:t>
+            </w:r>
+            <w:r>
+              <w:rPr>
+                <w:sz w:val="18"/>
+              </w:rPr>
+              <w:t xml:space="preserve"> returns 0 without throwing) every 15 s of samples was discarded, forever, with no log line</w:t>
+            </w:r>
+          </w:p>
+        </w:tc>
+      </w:tr>
+      <w:tr>
+        <w:tc>
+          <w:tcPr>
+            <w:tcW w:type="dxa" w:w="4320"/>
+          </w:tcPr>
+          <w:p>
+            <w:r>
+              <w:rPr>
+                <w:sz w:val="18"/>
+              </w:rPr>
+            </w:r>
+            <w:r>
+              <w:rPr>
+                <w:sz w:val="18"/>
+              </w:rPr>
+              <w:t xml:space="preserve">A truncated </w:t>
+            </w:r>
+            <w:r>
+              <w:rPr>
+                <w:rFonts w:ascii="Consolas" w:hAnsi="Consolas"/>
+                <w:color w:val="1F2328"/>
+                <w:sz w:val="18"/>
+              </w:rPr>
+              <w:t>export.xml</w:t>
+            </w:r>
+            <w:r>
+              <w:rPr>
+                <w:sz w:val="18"/>
+              </w:rPr>
+              <w:t xml:space="preserve"> threw out of the whole scan</w:t>
+            </w:r>
+          </w:p>
+        </w:tc>
+        <w:tc>
+          <w:tcPr>
+            <w:tcW w:type="dxa" w:w="4320"/>
+          </w:tcPr>
+          <w:p>
+            <w:r>
+              <w:rPr>
+                <w:sz w:val="18"/>
+              </w:rPr>
+            </w:r>
+            <w:r>
+              <w:rPr>
+                <w:sz w:val="18"/>
+              </w:rPr>
+              <w:t xml:space="preserve">One bad byte in a multi-hundred-megabyte export lost </w:t>
+            </w:r>
+            <w:r>
+              <w:rPr>
+                <w:b/>
+                <w:sz w:val="18"/>
+              </w:rPr>
+              <w:t>every</w:t>
+            </w:r>
+            <w:r>
+              <w:rPr>
+                <w:sz w:val="18"/>
+              </w:rPr>
+              <w:t xml:space="preserve"> record, including those already parsed</w:t>
+            </w:r>
+          </w:p>
+        </w:tc>
+      </w:tr>
+      <w:tr>
+        <w:tc>
+          <w:tcPr>
+            <w:tcW w:type="dxa" w:w="4320"/>
+          </w:tcPr>
+          <w:p>
+            <w:r>
+              <w:rPr>
+                <w:sz w:val="18"/>
+              </w:rPr>
+            </w:r>
+            <w:r>
+              <w:rPr>
+                <w:sz w:val="18"/>
+              </w:rPr>
+              <w:t>Record ids ignored the source</w:t>
+            </w:r>
+          </w:p>
+        </w:tc>
+        <w:tc>
+          <w:tcPr>
+            <w:tcW w:type="dxa" w:w="4320"/>
+          </w:tcPr>
+          <w:p>
+            <w:r>
+              <w:rPr>
+                <w:sz w:val="18"/>
+              </w:rPr>
+            </w:r>
+            <w:r>
+              <w:rPr>
+                <w:sz w:val="18"/>
+              </w:rPr>
+              <w:t>Apple's export contains overlapping iPhone and Watch records at second granularity, so they either collapsed into one or were double-counted</w:t>
+            </w:r>
+          </w:p>
+        </w:tc>
+      </w:tr>
+    </w:tbl>
+    <w:p/>
+    <w:p>
+      <w:pPr>
+        <w:pStyle w:val="Heading2"/>
+      </w:pPr>
+      <w:r>
+        <w:t>14.4 Mislabelled clinical data</w:t>
+      </w:r>
+    </w:p>
+    <w:p>
+      <w:pPr>
+        <w:pStyle w:val="ListBullet"/>
+      </w:pPr>
+      <w:r>
+        <w:rPr>
+          <w:b/>
+        </w:rPr>
+        <w:t>SDNN written as RMSSD.</w:t>
+      </w:r>
+      <w:r>
+        <w:t xml:space="preserve"> </w:t>
+      </w:r>
+      <w:r>
+        <w:rPr>
+          <w:rFonts w:ascii="Consolas" w:hAnsi="Consolas"/>
+          <w:color w:val="1F2328"/>
+          <w:sz w:val="18"/>
+        </w:rPr>
+        <w:t>D-05</w:t>
+      </w:r>
+      <w:r>
+        <w:t xml:space="preserve"> had gated SDNN in the XML importer only; the two JSON</w:t>
+      </w:r>
+    </w:p>
+    <w:p>
+      <w:r>
+        <w:t xml:space="preserve">paths and the watch </w:t>
+      </w:r>
+      <w:r>
+        <w:rPr>
+          <w:b/>
+        </w:rPr>
+        <w:t>all</w:t>
+      </w:r>
+      <w:r>
+        <w:t xml:space="preserve"> wrote Apple's SDNN numbers into</w:t>
+      </w:r>
+    </w:p>
+    <w:p>
+      <w:r>
+        <w:rPr>
+          <w:rFonts w:ascii="Consolas" w:hAnsi="Consolas"/>
+          <w:color w:val="1F2328"/>
+          <w:sz w:val="18"/>
+        </w:rPr>
+        <w:t>HeartRateVariabilityRmssdRecord</w:t>
+      </w:r>
+      <w:r>
+        <w:t>, which stores RMSSD. Three auditors found this</w:t>
+      </w:r>
+    </w:p>
+    <w:p>
+      <w:r>
+        <w:t>independently. SDNN-named keys are now rejected everywhere and the watch no longer</w:t>
+      </w:r>
+    </w:p>
+    <w:p>
+      <w:r>
+        <w:t xml:space="preserve">sends </w:t>
+      </w:r>
+      <w:r>
+        <w:rPr>
+          <w:rFonts w:ascii="Consolas" w:hAnsi="Consolas"/>
+          <w:color w:val="1F2328"/>
+          <w:sz w:val="18"/>
+        </w:rPr>
+        <w:t>hrvMs</w:t>
+      </w:r>
+      <w:r>
+        <w:t>.</w:t>
+      </w:r>
+    </w:p>
+    <w:p>
+      <w:pPr>
+        <w:pStyle w:val="ListBullet"/>
+      </w:pPr>
+      <w:r>
+        <w:rPr>
+          <w:b/>
+        </w:rPr>
+        <w:t>Producer units ignored.</w:t>
+      </w:r>
+      <w:r>
+        <w:t xml:space="preserve"> </w:t>
+      </w:r>
+      <w:r>
+        <w:rPr>
+          <w:rFonts w:ascii="Consolas" w:hAnsi="Consolas"/>
+          <w:color w:val="1F2328"/>
+          <w:sz w:val="18"/>
+        </w:rPr>
+        <w:t>walking_running_distance</w:t>
+      </w:r>
+      <w:r>
+        <w:t xml:space="preserve"> was assumed to be kilometres and</w:t>
+      </w:r>
+    </w:p>
+    <w:p>
+      <w:r>
+        <w:t xml:space="preserve">everything else metres or kilocalories, so a </w:t>
+      </w:r>
+      <w:r>
+        <w:rPr>
+          <w:rFonts w:ascii="Consolas" w:hAnsi="Consolas"/>
+          <w:color w:val="1F2328"/>
+          <w:sz w:val="18"/>
+        </w:rPr>
+        <w:t>mi</w:t>
+      </w:r>
+      <w:r>
+        <w:t>/</w:t>
+      </w:r>
+      <w:r>
+        <w:rPr>
+          <w:rFonts w:ascii="Consolas" w:hAnsi="Consolas"/>
+          <w:color w:val="1F2328"/>
+          <w:sz w:val="18"/>
+        </w:rPr>
+        <w:t>kJ</w:t>
+      </w:r>
+      <w:r>
+        <w:t xml:space="preserve"> payload (Health Auto Export's</w:t>
+      </w:r>
+    </w:p>
+    <w:p>
+      <w:r>
+        <w:t>units are per-metric user preferences) was written with wrong magnitudes. Every string</w:t>
+      </w:r>
+    </w:p>
+    <w:p>
+      <w:r>
+        <w:t xml:space="preserve">path and the XML importer now convert from the stated unit and </w:t>
+      </w:r>
+      <w:r>
+        <w:rPr>
+          <w:b/>
+        </w:rPr>
+        <w:t>skip</w:t>
+      </w:r>
+      <w:r>
+        <w:t xml:space="preserve"> unknown ones.</w:t>
+      </w:r>
+    </w:p>
+    <w:p>
+      <w:pPr>
+        <w:pStyle w:val="ListBullet"/>
+      </w:pPr>
+      <w:r>
+        <w:rPr>
+          <w:b/>
+        </w:rPr>
+        <w:t>Apple's UTC offset was discarded</w:t>
+      </w:r>
+      <w:r>
+        <w:t xml:space="preserve"> and re-derived from the phone's zone, mislabelling</w:t>
+      </w:r>
+    </w:p>
+    <w:p>
+      <w:r>
+        <w:t>the local time of every record from an export recorded elsewhere.</w:t>
+      </w:r>
+    </w:p>
+    <w:p>
+      <w:pPr>
+        <w:pStyle w:val="Heading2"/>
+      </w:pPr>
+      <w:r>
+        <w:t>14.5 A defect the earlier audits did not reach: platform ceilings</w:t>
+      </w:r>
+    </w:p>
+    <w:p>
+      <w:r>
+        <w:t xml:space="preserve">Probing the resolved </w:t>
+      </w:r>
+      <w:r>
+        <w:rPr>
+          <w:rFonts w:ascii="Consolas" w:hAnsi="Consolas"/>
+          <w:color w:val="1F2328"/>
+          <w:sz w:val="18"/>
+        </w:rPr>
+        <w:t>connect-client:1.1.0</w:t>
+      </w:r>
+      <w:r>
+        <w:t xml:space="preserve"> artifact showed that Health Connect's own</w:t>
+      </w:r>
+    </w:p>
+    <w:p>
+      <w:r>
+        <w:t xml:space="preserve">record constructors </w:t>
+      </w:r>
+      <w:r>
+        <w:rPr>
+          <w:b/>
+        </w:rPr>
+        <w:t>throw</w:t>
+      </w:r>
+      <w:r>
+        <w:t xml:space="preserve"> above certain limits:</w:t>
+      </w:r>
+    </w:p>
+    <w:p>
+      <w:pPr>
+        <w:spacing w:after="200"/>
+        <w:ind w:left="280"/>
+      </w:pPr>
+      <w:r>
+        <w:rPr>
+          <w:rFonts w:ascii="Consolas" w:hAnsi="Consolas"/>
+          <w:color w:val="1F2328"/>
+          <w:sz w:val="17"/>
+        </w:rPr>
+        <w:t>HeartRateVariabilityRmssdRecord  &gt; 200.0 ms          -&gt; IllegalArgumentException</w:t>
+        <w:br/>
+        <w:t>StepsRecord                      &gt; 1000000           -&gt; IllegalArgumentException</w:t>
+        <w:br/>
+        <w:t>DistanceRecord                   &gt; 1000000.0 meters  -&gt; IllegalArgumentException</w:t>
+        <w:br/>
+        <w:t>ActiveCaloriesBurnedRecord       &gt; 1000000.0 kcal    -&gt; IllegalArgumentException</w:t>
+        <w:br/>
+        <w:t>FloorsClimbedRecord              &gt; 1000000.0         -&gt; IllegalArgumentException</w:t>
+      </w:r>
+    </w:p>
+    <w:p>
+      <w:r>
+        <w:t xml:space="preserve">The app's gates allowed </w:t>
+      </w:r>
+      <w:r>
+        <w:rPr>
+          <w:rFonts w:ascii="Consolas" w:hAnsi="Consolas"/>
+          <w:color w:val="1F2328"/>
+          <w:sz w:val="18"/>
+        </w:rPr>
+        <w:t>hrvMs</w:t>
+      </w:r>
+      <w:r>
+        <w:t xml:space="preserve"> up to 250 and had </w:t>
+      </w:r>
+      <w:r>
+        <w:rPr>
+          <w:b/>
+        </w:rPr>
+        <w:t>no</w:t>
+      </w:r>
+      <w:r>
+        <w:t xml:space="preserve"> upper bound on steps, distance,</w:t>
+      </w:r>
+    </w:p>
+    <w:p>
+      <w:r>
+        <w:t>energy or floors. Because the throw happens while *building* the batch, a single</w:t>
+      </w:r>
+    </w:p>
+    <w:p>
+      <w:r>
+        <w:t xml:space="preserve">over-limit value rejected the entire </w:t>
+      </w:r>
+      <w:r>
+        <w:rPr>
+          <w:rFonts w:ascii="Consolas" w:hAnsi="Consolas"/>
+          <w:color w:val="1F2328"/>
+          <w:sz w:val="18"/>
+        </w:rPr>
+        <w:t>insertRecords</w:t>
+      </w:r>
+      <w:r>
+        <w:t xml:space="preserve"> call and **lost every valid record</w:t>
+      </w:r>
+    </w:p>
+    <w:p>
+      <w:r>
+        <w:t>alongside it**. All gates now match the platform, and a test proves that one bad metric</w:t>
+      </w:r>
+    </w:p>
+    <w:p>
+      <w:r>
+        <w:t>no longer takes its neighbours with it.</w:t>
+      </w:r>
+    </w:p>
+    <w:p>
+      <w:pPr>
+        <w:pStyle w:val="Heading2"/>
+      </w:pPr>
+      <w:r>
+        <w:t>14.6 Everything else closed</w:t>
+      </w:r>
+    </w:p>
+    <w:p>
+      <w:r>
+        <w:t>Non-finite values (</w:t>
+      </w:r>
+      <w:r>
+        <w:rPr>
+          <w:rFonts w:ascii="Consolas" w:hAnsi="Consolas"/>
+          <w:color w:val="1F2328"/>
+          <w:sz w:val="18"/>
+        </w:rPr>
+        <w:t>"1e999"</w:t>
+      </w:r>
+      <w:r>
+        <w:t xml:space="preserve"> → </w:t>
+      </w:r>
+      <w:r>
+        <w:rPr>
+          <w:rFonts w:ascii="Consolas" w:hAnsi="Consolas"/>
+          <w:color w:val="1F2328"/>
+          <w:sz w:val="18"/>
+        </w:rPr>
+        <w:t>Infinity</w:t>
+      </w:r>
+      <w:r>
+        <w:t xml:space="preserve">) passing every </w:t>
+      </w:r>
+      <w:r>
+        <w:rPr>
+          <w:rFonts w:ascii="Consolas" w:hAnsi="Consolas"/>
+          <w:color w:val="1F2328"/>
+          <w:sz w:val="18"/>
+        </w:rPr>
+        <w:t>&gt; 0.0</w:t>
+      </w:r>
+      <w:r>
+        <w:t xml:space="preserve"> gate, and </w:t>
+      </w:r>
+      <w:r>
+        <w:rPr>
+          <w:rFonts w:ascii="Consolas" w:hAnsi="Consolas"/>
+          <w:color w:val="1F2328"/>
+          <w:sz w:val="18"/>
+        </w:rPr>
+        <w:t>Infinity</w:t>
+      </w:r>
+    </w:p>
+    <w:p>
+      <w:r>
+        <w:t xml:space="preserve">saturating to </w:t>
+      </w:r>
+      <w:r>
+        <w:rPr>
+          <w:rFonts w:ascii="Consolas" w:hAnsi="Consolas"/>
+          <w:color w:val="1F2328"/>
+          <w:sz w:val="18"/>
+        </w:rPr>
+        <w:t>Long.MAX_VALUE</w:t>
+      </w:r>
+      <w:r>
+        <w:t xml:space="preserve"> to poison the persisted step baseline · </w:t>
+      </w:r>
+      <w:r>
+        <w:rPr>
+          <w:rFonts w:ascii="Consolas" w:hAnsi="Consolas"/>
+          <w:color w:val="1F2328"/>
+          <w:sz w:val="18"/>
+        </w:rPr>
+        <w:t>sleepMinutes</w:t>
+      </w:r>
+    </w:p>
+    <w:p>
+      <w:r>
+        <w:t xml:space="preserve">overflow making a session end before it started · a leaked </w:t>
+      </w:r>
+      <w:r>
+        <w:rPr>
+          <w:rFonts w:ascii="Consolas" w:hAnsi="Consolas"/>
+          <w:color w:val="1F2328"/>
+          <w:sz w:val="18"/>
+        </w:rPr>
+        <w:t>BluetoothGatt</w:t>
+      </w:r>
+      <w:r>
+        <w:t xml:space="preserve"> client per</w:t>
+      </w:r>
+    </w:p>
+    <w:p>
+      <w:r>
+        <w:t>disconnect · the GATT operation queue advanced from three unsynchronised contexts ·</w:t>
+      </w:r>
+    </w:p>
+    <w:p>
+      <w:r>
+        <w:t>telemetry state mutated with non-atomic read-modify-write from five contexts ·</w:t>
+      </w:r>
+    </w:p>
+    <w:p>
+      <w:r>
+        <w:t>the "bounded retry" bypassed by the low-latency scan · a second-granular HRV record id</w:t>
+      </w:r>
+    </w:p>
+    <w:p>
+      <w:r>
+        <w:t>(</w:t>
+      </w:r>
+      <w:r>
+        <w:rPr>
+          <w:rFonts w:ascii="Consolas" w:hAnsi="Consolas"/>
+          <w:color w:val="1F2328"/>
+          <w:sz w:val="18"/>
+        </w:rPr>
+        <w:t>D-07</w:t>
+      </w:r>
+      <w:r>
+        <w:t xml:space="preserve"> applied elsewhere) · camera-shutter reporting success whenever </w:t>
+      </w:r>
+      <w:r>
+        <w:rPr>
+          <w:rFonts w:ascii="Consolas" w:hAnsi="Consolas"/>
+          <w:color w:val="1F2328"/>
+          <w:sz w:val="18"/>
+        </w:rPr>
+        <w:t>sendBroadcast</w:t>
+      </w:r>
+    </w:p>
+    <w:p>
+      <w:r>
+        <w:t>did not throw (it never throws with no receiver) · the auth badge reading the service's</w:t>
+      </w:r>
+    </w:p>
+    <w:p>
+      <w:r>
+        <w:t>static token, so it claimed "No Token Set" for a persisted token · the bridge token</w:t>
+      </w:r>
+    </w:p>
+    <w:p>
+      <w:r>
+        <w:t>included in Android Auto Backup · alarms stacking without bound · a second</w:t>
+      </w:r>
+    </w:p>
+    <w:p>
+      <w:r>
+        <w:rPr>
+          <w:rFonts w:ascii="Consolas" w:hAnsi="Consolas"/>
+          <w:color w:val="1F2328"/>
+          <w:sz w:val="18"/>
+        </w:rPr>
+        <w:t>HKWorkoutSession</w:t>
+      </w:r>
+      <w:r>
+        <w:t xml:space="preserve"> that could be started and never stopped · control buttons POSTing to</w:t>
+      </w:r>
+    </w:p>
+    <w:p>
+      <w:r>
+        <w:rPr>
+          <w:rFonts w:ascii="Consolas" w:hAnsi="Consolas"/>
+          <w:color w:val="1F2328"/>
+          <w:sz w:val="18"/>
+        </w:rPr>
+        <w:t>/telemetry</w:t>
+      </w:r>
+      <w:r>
+        <w:t xml:space="preserve">, which </w:t>
+      </w:r>
+      <w:r>
+        <w:rPr>
+          <w:b/>
+        </w:rPr>
+        <w:t>re-committed stale telemetry as fresh records</w:t>
+      </w:r>
+      <w:r>
+        <w:t xml:space="preserve"> on every press ·</w:t>
+      </w:r>
+    </w:p>
+    <w:p>
+      <w:r>
+        <w:t xml:space="preserve">and the missing HealthKit </w:t>
+      </w:r>
+      <w:r>
+        <w:rPr>
+          <w:b/>
+        </w:rPr>
+        <w:t>entitlement</w:t>
+      </w:r>
+      <w:r>
+        <w:t xml:space="preserve"> (only the usage strings were present).</w:t>
+      </w:r>
+    </w:p>
+    <w:p>
+      <w:pPr>
+        <w:pStyle w:val="Heading2"/>
+      </w:pPr>
+      <w:r>
+        <w:t>14.7 Test honesty</w:t>
+      </w:r>
+    </w:p>
+    <w:p>
+      <w:r>
+        <w:t>The auditors' sharpest finding was about my own tests: **the manager's ten sentinel</w:t>
+      </w:r>
+    </w:p>
+    <w:p>
+      <w:r>
+        <w:t>gates had zero coverage.** They were reachable only through a live Health Connect client,</w:t>
+      </w:r>
+    </w:p>
+    <w:p>
+      <w:r>
+        <w:t>which a JVM test cannot construct — so *deleting all ten guards kept the suite green*.</w:t>
+      </w:r>
+    </w:p>
+    <w:p>
+      <w:r>
+        <w:t>The contract the parser tests claimed was enforced "downstream" was enforced nowhere.</w:t>
+      </w:r>
+    </w:p>
+    <w:p>
+      <w:r>
+        <w:rPr>
+          <w:rFonts w:ascii="Consolas" w:hAnsi="Consolas"/>
+          <w:color w:val="1F2328"/>
+          <w:sz w:val="18"/>
+        </w:rPr>
+        <w:t>buildTelemetryRecords()</w:t>
+      </w:r>
+      <w:r>
+        <w:t xml:space="preserve"> is now a pure, internal function and every boundary is pinned</w:t>
+      </w:r>
+    </w:p>
+    <w:p>
+      <w:r>
+        <w:t>(30/240 bpm, 70/100 SpO₂, 1/200 ms HRV, 30/150 resting HR, 4/60 respiration, sleep and</w:t>
+      </w:r>
+    </w:p>
+    <w:p>
+      <w:r>
+        <w:t>step bounds, platform ceilings). Two further test defects were fixed: the XML importer</w:t>
+      </w:r>
+    </w:p>
+    <w:p>
+      <w:r>
+        <w:t xml:space="preserve">tests had been exercising </w:t>
+      </w:r>
+      <w:r>
+        <w:rPr>
+          <w:b/>
+        </w:rPr>
+        <w:t>stubbed</w:t>
+      </w:r>
+      <w:r>
+        <w:t xml:space="preserve"> Android XML — </w:t>
+      </w:r>
+      <w:r>
+        <w:rPr>
+          <w:rFonts w:ascii="Consolas" w:hAnsi="Consolas"/>
+          <w:color w:val="1F2328"/>
+          <w:sz w:val="18"/>
+        </w:rPr>
+        <w:t>Xml.newPullParser()</w:t>
+      </w:r>
+      <w:r>
+        <w:t xml:space="preserve"> and</w:t>
+      </w:r>
+    </w:p>
+    <w:p>
+      <w:r>
+        <w:rPr>
+          <w:rFonts w:ascii="Consolas" w:hAnsi="Consolas"/>
+          <w:color w:val="1F2328"/>
+          <w:sz w:val="18"/>
+        </w:rPr>
+        <w:t>XmlPullParserFactory.newInstance()</w:t>
+      </w:r>
+      <w:r>
+        <w:t xml:space="preserve"> both return defaults in the JVM runtime, so those</w:t>
+      </w:r>
+    </w:p>
+    <w:p>
+      <w:r>
+        <w:t>tests observed zero records and passed for the wrong reason — and the record-id test was</w:t>
+      </w:r>
+    </w:p>
+    <w:p>
+      <w:r>
+        <w:t>a tautology that asserted two literals the test itself had written differ.</w:t>
+      </w:r>
+    </w:p>
+    <w:p>
+      <w:r>
+        <w:t xml:space="preserve">Test count </w:t>
+      </w:r>
+      <w:r>
+        <w:rPr>
+          <w:b/>
+        </w:rPr>
+        <w:t>84 → 113</w:t>
+      </w:r>
+      <w:r>
+        <w:t>. Lint 0 errors. Both CI jobs green, including XcodeGen</w:t>
+      </w:r>
+    </w:p>
+    <w:p>
+      <w:r>
+        <w:t xml:space="preserve">generation, the Swift type-check and </w:t>
+      </w:r>
+      <w:r>
+        <w:rPr>
+          <w:rFonts w:ascii="Consolas" w:hAnsi="Consolas"/>
+          <w:color w:val="1F2328"/>
+          <w:sz w:val="18"/>
+        </w:rPr>
+        <w:t>xcodebuild</w:t>
+      </w:r>
+      <w:r>
+        <w:t xml:space="preserve"> — now on </w:t>
+      </w:r>
+      <w:r>
+        <w:rPr>
+          <w:rFonts w:ascii="Consolas" w:hAnsi="Consolas"/>
+          <w:color w:val="1F2328"/>
+          <w:sz w:val="18"/>
+        </w:rPr>
+        <w:t>macos-15</w:t>
+      </w:r>
+      <w:r>
+        <w:t>, because</w:t>
+      </w:r>
+    </w:p>
+    <w:p>
+      <w:r>
+        <w:rPr>
+          <w:rFonts w:ascii="Consolas" w:hAnsi="Consolas"/>
+          <w:color w:val="1F2328"/>
+          <w:sz w:val="18"/>
+        </w:rPr>
+        <w:t>macos-14</w:t>
+      </w:r>
+      <w:r>
+        <w:t xml:space="preserve"> was retired on 2026-11-02 and every job pinned to it would have failed at</w:t>
+      </w:r>
+    </w:p>
+    <w:p>
+      <w:r>
+        <w:t>scheduling, silently removing the entire watchOS gate.</w:t>
+      </w:r>
+    </w:p>
+    <w:p>
+      <w:pPr>
+        <w:pStyle w:val="Heading2"/>
+      </w:pPr>
+      <w:r>
+        <w:t>14.8 Two deliberate, documented non-fixes</w:t>
+      </w:r>
+    </w:p>
+    <w:p>
+      <w:pPr>
+        <w:pStyle w:val="ListBullet"/>
+      </w:pPr>
+      <w:r>
+        <w:rPr>
+          <w:b/>
+        </w:rPr>
+        <w:t>Releases remain signed with the Android debug key.</w:t>
+      </w:r>
+      <w:r>
+        <w:t xml:space="preserve"> This is the project's</w:t>
+      </w:r>
+    </w:p>
+    <w:p>
+      <w:r>
+        <w:t>documented choice so CI artifacts are immediately sideloadable. It is a real tradeoff</w:t>
+      </w:r>
+    </w:p>
+    <w:p>
+      <w:r>
+        <w:t>— anyone can re-sign them, and they cannot upgrade a properly-signed install — but it</w:t>
+      </w:r>
+    </w:p>
+    <w:p>
+      <w:r>
+        <w:t>is a product decision, not an oversight, and the owner chose to keep it.</w:t>
+      </w:r>
+    </w:p>
+    <w:p>
+      <w:pPr>
+        <w:pStyle w:val="ListBullet"/>
+      </w:pPr>
+      <w:r>
+        <w:rPr>
+          <w:b/>
+        </w:rPr>
+        <w:t>`docs/GEMINI_REVIEW_PACKET_Give.md` was never committed.</w:t>
+      </w:r>
+      <w:r>
+        <w:t xml:space="preserve"> It is byte-identical</w:t>
+      </w:r>
+    </w:p>
+    <w:p>
+      <w:r>
+        <w:t xml:space="preserve">(SHA-256 </w:t>
+      </w:r>
+      <w:r>
+        <w:rPr>
+          <w:rFonts w:ascii="Consolas" w:hAnsi="Consolas"/>
+          <w:color w:val="1F2328"/>
+          <w:sz w:val="18"/>
+        </w:rPr>
+        <w:t>38C82206…</w:t>
+      </w:r>
+      <w:r>
+        <w:t xml:space="preserve">) to the tracked </w:t>
+      </w:r>
+      <w:r>
+        <w:rPr>
+          <w:rFonts w:ascii="Consolas" w:hAnsi="Consolas"/>
+          <w:color w:val="1F2328"/>
+          <w:sz w:val="18"/>
+        </w:rPr>
+        <w:t>docs/GEMINI_REVIEW_PACKET.md</w:t>
+      </w:r>
+      <w:r>
+        <w:t>; committing it</w:t>
+      </w:r>
+    </w:p>
+    <w:p>
+      <w:r>
+        <w:t>would add a duplicate 159 KB document. It has now been deleted from the working tree.</w:t>
+      </w:r>
+    </w:p>
+    <w:p>
+      <w:pPr>
+        <w:pStyle w:val="Heading2"/>
+      </w:pPr>
+      <w:r>
+        <w:t>14.9 Limits, unchanged</w:t>
+      </w:r>
+    </w:p>
+    <w:p>
+      <w:r>
+        <w:t xml:space="preserve">The APK has </w:t>
+      </w:r>
+      <w:r>
+        <w:rPr>
+          <w:b/>
+        </w:rPr>
+        <w:t>still never run on a physical device</w:t>
+      </w:r>
+      <w:r>
+        <w:t>. Nothing here was validated against</w:t>
+      </w:r>
+    </w:p>
+    <w:p>
+      <w:r>
+        <w:t>a real radio, a real Health Connect provider, or a real Apple Watch. 113 tests prove the</w:t>
+      </w:r>
+    </w:p>
+    <w:p>
+      <w:r>
+        <w:t>code compiles, lints, and behaves under test — not that it works on hardware.</w:t>
       </w:r>
     </w:p>
     <w:sectPr>
